--- a/manual de uso/Manual de uso general.docx
+++ b/manual de uso/Manual de uso general.docx
@@ -3908,10 +3908,10 @@
           <w:noProof/>
         </w:rPr>
         <w:drawing>
-          <wp:inline distT="0" distB="0" distL="0" distR="0" wp14:anchorId="402E39AC" wp14:editId="59A20EF0">
-            <wp:extent cx="5612130" cy="3973830"/>
-            <wp:effectExtent l="0" t="0" r="7620" b="7620"/>
-            <wp:docPr id="373602996" name="Imagen 1"/>
+          <wp:inline distT="0" distB="0" distL="0" distR="0" wp14:anchorId="7CC0817A" wp14:editId="06E4B751">
+            <wp:extent cx="5612130" cy="3811270"/>
+            <wp:effectExtent l="0" t="0" r="7620" b="0"/>
+            <wp:docPr id="1983069039" name="Imagen 1"/>
             <wp:cNvGraphicFramePr>
               <a:graphicFrameLocks xmlns:a="http://schemas.openxmlformats.org/drawingml/2006/main" noChangeAspect="1"/>
             </wp:cNvGraphicFramePr>
@@ -3919,7 +3919,7 @@
               <a:graphicData uri="http://schemas.openxmlformats.org/drawingml/2006/picture">
                 <pic:pic xmlns:pic="http://schemas.openxmlformats.org/drawingml/2006/picture">
                   <pic:nvPicPr>
-                    <pic:cNvPr id="373602996" name=""/>
+                    <pic:cNvPr id="1983069039" name=""/>
                     <pic:cNvPicPr/>
                   </pic:nvPicPr>
                   <pic:blipFill>
@@ -3931,7 +3931,7 @@
                   <pic:spPr>
                     <a:xfrm>
                       <a:off x="0" y="0"/>
-                      <a:ext cx="5612130" cy="3973830"/>
+                      <a:ext cx="5612130" cy="3811270"/>
                     </a:xfrm>
                     <a:prstGeom prst="rect">
                       <a:avLst/>
@@ -3951,7 +3951,10 @@
     </w:p>
     <w:p>
       <w:r>
-        <w:t>La planilla se puede generar desde 0 o se puede cargar una existente y añadirle datos abajo.</w:t>
+        <w:t xml:space="preserve">La planilla se puede generar desde 0 </w:t>
+      </w:r>
+      <w:r>
+        <w:t>si es el inicio de un nuevo mes, siempre se añadirán datos hacia la última planilla creada.</w:t>
       </w:r>
     </w:p>
     <w:p>
@@ -3978,11 +3981,9 @@
       <w:r>
         <w:t xml:space="preserve">Si se carga una orden de venta, pedirá el contratista que genero la orden y su </w:t>
       </w:r>
-      <w:proofErr w:type="spellStart"/>
-      <w:r>
-        <w:t>numero</w:t>
-      </w:r>
-      <w:proofErr w:type="spellEnd"/>
+      <w:r>
+        <w:t>número</w:t>
+      </w:r>
       <w:r>
         <w:t xml:space="preserve"> de venta. Cargando los datos automáticamente a la planilla.</w:t>
       </w:r>
@@ -4012,6 +4013,84 @@
         <w:t>Si se carga una orden de traspaso se debe indicar si un contratista lo pidió y desde que bodega llega la orden. Cargando los datos automáticamente en la planilla.</w:t>
       </w:r>
     </w:p>
+    <w:p/>
+    <w:p/>
+    <w:p>
+      <w:pPr>
+        <w:pStyle w:val="Ttulo3"/>
+        <w:rPr>
+          <w:b/>
+          <w:bCs/>
+          <w:color w:val="auto"/>
+        </w:rPr>
+      </w:pPr>
+      <w:r>
+        <w:rPr>
+          <w:b/>
+          <w:bCs/>
+          <w:color w:val="auto"/>
+        </w:rPr>
+        <w:lastRenderedPageBreak/>
+        <w:t>Tabla de previsualización</w:t>
+      </w:r>
+    </w:p>
+    <w:p>
+      <w:r>
+        <w:rPr>
+          <w:noProof/>
+        </w:rPr>
+        <w:drawing>
+          <wp:inline distT="0" distB="0" distL="0" distR="0" wp14:anchorId="18CB7A58" wp14:editId="2E493CC4">
+            <wp:extent cx="5733473" cy="480060"/>
+            <wp:effectExtent l="0" t="0" r="635" b="0"/>
+            <wp:docPr id="786637292" name="Imagen 1"/>
+            <wp:cNvGraphicFramePr>
+              <a:graphicFrameLocks xmlns:a="http://schemas.openxmlformats.org/drawingml/2006/main" noChangeAspect="1"/>
+            </wp:cNvGraphicFramePr>
+            <a:graphic xmlns:a="http://schemas.openxmlformats.org/drawingml/2006/main">
+              <a:graphicData uri="http://schemas.openxmlformats.org/drawingml/2006/picture">
+                <pic:pic xmlns:pic="http://schemas.openxmlformats.org/drawingml/2006/picture">
+                  <pic:nvPicPr>
+                    <pic:cNvPr id="786637292" name=""/>
+                    <pic:cNvPicPr/>
+                  </pic:nvPicPr>
+                  <pic:blipFill>
+                    <a:blip r:embed="rId21"/>
+                    <a:stretch>
+                      <a:fillRect/>
+                    </a:stretch>
+                  </pic:blipFill>
+                  <pic:spPr>
+                    <a:xfrm>
+                      <a:off x="0" y="0"/>
+                      <a:ext cx="5736481" cy="480312"/>
+                    </a:xfrm>
+                    <a:prstGeom prst="rect">
+                      <a:avLst/>
+                    </a:prstGeom>
+                  </pic:spPr>
+                </pic:pic>
+              </a:graphicData>
+            </a:graphic>
+          </wp:inline>
+        </w:drawing>
+      </w:r>
+    </w:p>
+    <w:p>
+      <w:r>
+        <w:t>En la tabla de previsualización de las ordenes se puede ver planillas pasadas por mes, filtrar datos de las planillas por código de material, numero de orden o descripción del material.</w:t>
+      </w:r>
+    </w:p>
+    <w:p>
+      <w:r>
+        <w:t>Se permite editar ciertas casillas de la tabla, además permite propagar el dato de una celda hacia abajo dentro de la misma orden, o pegar datos desde un Excel. Se permite seleccionar las casillas para copiar y pegar datos a un Excel o derivados.</w:t>
+      </w:r>
+    </w:p>
+    <w:p>
+      <w:r>
+        <w:t>Por ultimo se permite descargar la planilla mensual y de meses pasados o una planilla del año completo.</w:t>
+      </w:r>
+    </w:p>
     <w:p>
       <w:pPr>
         <w:pStyle w:val="Ttulo2"/>
@@ -4028,7 +4107,6 @@
           <w:bCs/>
           <w:color w:val="auto"/>
         </w:rPr>
-        <w:lastRenderedPageBreak/>
         <w:t>Editar contratistas</w:t>
       </w:r>
       <w:bookmarkEnd w:id="27"/>
@@ -4054,7 +4132,7 @@
                     <pic:cNvPicPr/>
                   </pic:nvPicPr>
                   <pic:blipFill>
-                    <a:blip r:embed="rId21"/>
+                    <a:blip r:embed="rId22"/>
                     <a:stretch>
                       <a:fillRect/>
                     </a:stretch>
@@ -4078,11 +4156,6 @@
     <w:p>
       <w:r>
         <w:t>Permite editar los contratistas que se cargaran en la planilla de ventas, se puede eliminar, agregar y editar estos, los id no pueden repetirse, se debe siempre guardar para que los cambios sean visibles.</w:t>
-      </w:r>
-    </w:p>
-    <w:p>
-      <w:r>
-        <w:t>Esta pantalla se puede desplegar junto a la de planilla de ventas.</w:t>
       </w:r>
     </w:p>
     <w:sectPr>

--- a/manual de uso/Manual de uso general.docx
+++ b/manual de uso/Manual de uso general.docx
@@ -13,13 +13,8 @@
         <w:t xml:space="preserve">general </w:t>
       </w:r>
       <w:r>
-        <w:t xml:space="preserve">para sistema de inventario y generación de planillas </w:t>
-      </w:r>
-      <w:proofErr w:type="spellStart"/>
-      <w:r>
-        <w:t>Berfre</w:t>
-      </w:r>
-      <w:proofErr w:type="spellEnd"/>
+        <w:t>para sistema de inventario y generación de planillas Berfre</w:t>
+      </w:r>
     </w:p>
     <w:p>
       <w:pPr>
@@ -2232,15 +2227,7 @@
         <w:t>límite</w:t>
       </w:r>
       <w:r>
-        <w:t xml:space="preserve"> de espacio permitido, que una </w:t>
-      </w:r>
-      <w:proofErr w:type="spellStart"/>
-      <w:r>
-        <w:t>ve</w:t>
-      </w:r>
-      <w:proofErr w:type="spellEnd"/>
-      <w:r>
-        <w:t xml:space="preserve"> se pase comenzara a exigir un pago para ampliarse, estar atento con lo que se suba para evitar llegar a ese límite de 500MB.</w:t>
+        <w:t xml:space="preserve"> de espacio permitido, que una ve se pase comenzara a exigir un pago para ampliarse, estar atento con lo que se suba para evitar llegar a ese límite de 500MB.</w:t>
       </w:r>
     </w:p>
     <w:p>
@@ -2409,15 +2396,7 @@
     </w:p>
     <w:p>
       <w:r>
-        <w:t xml:space="preserve">La </w:t>
-      </w:r>
-      <w:proofErr w:type="spellStart"/>
-      <w:r>
-        <w:t>navbar</w:t>
-      </w:r>
-      <w:proofErr w:type="spellEnd"/>
-      <w:r>
-        <w:t xml:space="preserve"> (barra de navegación que está en la parte superior del programa)</w:t>
+        <w:t>La navbar (barra de navegación que está en la parte superior del programa)</w:t>
       </w:r>
       <w:r>
         <w:t xml:space="preserve"> tiene varias funciones:</w:t>
@@ -2504,23 +2483,7 @@
         </w:numPr>
       </w:pPr>
       <w:r>
-        <w:t xml:space="preserve">El botón </w:t>
-      </w:r>
-      <w:proofErr w:type="spellStart"/>
-      <w:r>
-        <w:t>admin</w:t>
-      </w:r>
-      <w:proofErr w:type="spellEnd"/>
-      <w:r>
-        <w:t xml:space="preserve"> llevara a la pantalla de </w:t>
-      </w:r>
-      <w:proofErr w:type="spellStart"/>
-      <w:r>
-        <w:t>admin</w:t>
-      </w:r>
-      <w:proofErr w:type="spellEnd"/>
-      <w:r>
-        <w:t>.</w:t>
+        <w:t>El botón admin llevara a la pantalla de admin.</w:t>
       </w:r>
     </w:p>
     <w:p>
@@ -2690,15 +2653,7 @@
     </w:p>
     <w:p>
       <w:r>
-        <w:t xml:space="preserve">El primer botón permite limpiar las columnas de inventario y comentario, para iniciar un nuevo periodo de inventario, realizar esta acción pedirá la contraseña de </w:t>
-      </w:r>
-      <w:proofErr w:type="spellStart"/>
-      <w:r>
-        <w:t>admin</w:t>
-      </w:r>
-      <w:proofErr w:type="spellEnd"/>
-      <w:r>
-        <w:t xml:space="preserve">. El segundo botón permite descargar la planilla, se </w:t>
+        <w:t xml:space="preserve">El primer botón permite limpiar las columnas de inventario y comentario, para iniciar un nuevo periodo de inventario, realizar esta acción pedirá la contraseña de admin. El segundo botón permite descargar la planilla, se </w:t>
       </w:r>
       <w:r>
         <w:t>descargará</w:t>
@@ -2785,49 +2740,17 @@
     </w:p>
     <w:p>
       <w:r>
-        <w:t xml:space="preserve">Se puede modificar los datos del material si se usa la contraseña de </w:t>
-      </w:r>
-      <w:proofErr w:type="spellStart"/>
-      <w:r>
-        <w:t>admin</w:t>
-      </w:r>
-      <w:proofErr w:type="spellEnd"/>
-      <w:r>
-        <w:t>.</w:t>
-      </w:r>
-    </w:p>
-    <w:p>
-      <w:r>
-        <w:t xml:space="preserve">La sección derecha </w:t>
-      </w:r>
-      <w:proofErr w:type="spellStart"/>
-      <w:r>
-        <w:t>esta</w:t>
-      </w:r>
-      <w:proofErr w:type="spellEnd"/>
-      <w:r>
-        <w:t xml:space="preserve"> diseñada para que se realice el inventario, digitando la cantidad que se cuenta y pudiendo dejar algún comentario, una vez enviado lo contado se mostrara automáticamente en la tabla principal.</w:t>
-      </w:r>
-    </w:p>
-    <w:p>
-      <w:r>
-        <w:t xml:space="preserve">El punto de color junto al </w:t>
-      </w:r>
-      <w:proofErr w:type="spellStart"/>
-      <w:r>
-        <w:t>titulo</w:t>
-      </w:r>
-      <w:proofErr w:type="spellEnd"/>
-      <w:r>
-        <w:t xml:space="preserve"> de la </w:t>
-      </w:r>
-      <w:proofErr w:type="spellStart"/>
-      <w:r>
-        <w:t>pagina</w:t>
-      </w:r>
-      <w:proofErr w:type="spellEnd"/>
-      <w:r>
-        <w:t xml:space="preserve"> es el color que tiene su celda en la tabla principal.</w:t>
+        <w:t>Se puede modificar los datos del material si se usa la contraseña de admin.</w:t>
+      </w:r>
+    </w:p>
+    <w:p>
+      <w:r>
+        <w:t>La sección derecha esta diseñada para que se realice el inventario, digitando la cantidad que se cuenta y pudiendo dejar algún comentario, una vez enviado lo contado se mostrara automáticamente en la tabla principal.</w:t>
+      </w:r>
+    </w:p>
+    <w:p>
+      <w:r>
+        <w:t>El punto de color junto al titulo de la pagina es el color que tiene su celda en la tabla principal.</w:t>
       </w:r>
     </w:p>
     <w:p>
@@ -2840,7 +2763,6 @@
         </w:rPr>
       </w:pPr>
       <w:bookmarkStart w:id="4" w:name="_Toc243292432"/>
-      <w:proofErr w:type="spellStart"/>
       <w:r>
         <w:rPr>
           <w:b/>
@@ -2850,7 +2772,6 @@
         <w:t>Admin</w:t>
       </w:r>
       <w:bookmarkEnd w:id="4"/>
-      <w:proofErr w:type="spellEnd"/>
     </w:p>
     <w:p>
       <w:pPr>
@@ -2899,15 +2820,7 @@
     </w:p>
     <w:p>
       <w:r>
-        <w:t xml:space="preserve">Para entrar a esta sección se necesita de digitar la contraseña de </w:t>
-      </w:r>
-      <w:proofErr w:type="spellStart"/>
-      <w:r>
-        <w:t>admin</w:t>
-      </w:r>
-      <w:proofErr w:type="spellEnd"/>
-      <w:r>
-        <w:t>, una vez se permita el acceso aparecerán botones (los cuales se pueden agrandar) que permitirán realizar las siguientes acciones.</w:t>
+        <w:t>Para entrar a esta sección se necesita de digitar la contraseña de admin, una vez se permita el acceso aparecerán botones (los cuales se pueden agrandar) que permitirán realizar las siguientes acciones.</w:t>
       </w:r>
     </w:p>
     <w:p>
@@ -2985,28 +2898,12 @@
     </w:p>
     <w:p>
       <w:r>
-        <w:t xml:space="preserve">Mientras se importan datos se bloquearán funciones de la </w:t>
-      </w:r>
-      <w:proofErr w:type="spellStart"/>
-      <w:r>
-        <w:t>pagina</w:t>
-      </w:r>
-      <w:proofErr w:type="spellEnd"/>
-      <w:r>
-        <w:t xml:space="preserve"> para evitar errores de subida.</w:t>
-      </w:r>
-    </w:p>
-    <w:p>
-      <w:r>
-        <w:t xml:space="preserve">Se indica cuando fue la </w:t>
-      </w:r>
-      <w:proofErr w:type="spellStart"/>
-      <w:r>
-        <w:t>ultima</w:t>
-      </w:r>
-      <w:proofErr w:type="spellEnd"/>
-      <w:r>
-        <w:t xml:space="preserve"> vez que se cargaron materiales de cada sección.</w:t>
+        <w:t>Mientras se importan datos se bloquearán funciones de la pagina para evitar errores de subida.</w:t>
+      </w:r>
+    </w:p>
+    <w:p>
+      <w:r>
+        <w:t>Se indica cuando fue la ultima vez que se cargaron materiales de cada sección.</w:t>
       </w:r>
     </w:p>
     <w:p>
@@ -3081,15 +2978,7 @@
     </w:p>
     <w:p>
       <w:r>
-        <w:t xml:space="preserve">Planilla de ubicaciones oficial, la filtrara para tomar en cuenta solo la bodega M501, añadiéndole una ubicación y </w:t>
-      </w:r>
-      <w:proofErr w:type="spellStart"/>
-      <w:r>
-        <w:t>sub-ubicación</w:t>
-      </w:r>
-      <w:proofErr w:type="spellEnd"/>
-      <w:r>
-        <w:t xml:space="preserve"> a cada código encontrado.</w:t>
+        <w:t>Planilla de ubicaciones oficial, la filtrara para tomar en cuenta solo la bodega M501, añadiéndole una ubicación y sub-ubicación a cada código encontrado.</w:t>
       </w:r>
     </w:p>
     <w:p>
@@ -3176,6 +3065,29 @@
           <w:color w:val="auto"/>
         </w:rPr>
       </w:pPr>
+      <w:r>
+        <w:rPr>
+          <w:b/>
+          <w:bCs/>
+          <w:color w:val="auto"/>
+        </w:rPr>
+        <w:t>Movimientos</w:t>
+      </w:r>
+    </w:p>
+    <w:p>
+      <w:r>
+        <w:t>En esta sección se carga una planilla de solo una columna los códigos de los materiales que han tenido movimiento recientemente. Cada vez que se carga esta sección, los datos reemplazan los datos cargados enterioremente.</w:t>
+      </w:r>
+    </w:p>
+    <w:p>
+      <w:pPr>
+        <w:pStyle w:val="Ttulo3"/>
+        <w:rPr>
+          <w:b/>
+          <w:bCs/>
+          <w:color w:val="auto"/>
+        </w:rPr>
+      </w:pPr>
       <w:bookmarkStart w:id="12" w:name="_Toc243292440"/>
       <w:r>
         <w:rPr>
@@ -3183,6 +3095,7 @@
           <w:bCs/>
           <w:color w:val="auto"/>
         </w:rPr>
+        <w:lastRenderedPageBreak/>
         <w:t>Cargar QR</w:t>
       </w:r>
       <w:bookmarkEnd w:id="12"/>
@@ -3192,33 +3105,13 @@
         <w:t xml:space="preserve">Carga imágenes .png </w:t>
       </w:r>
       <w:r>
-        <w:t>o .</w:t>
-      </w:r>
-      <w:proofErr w:type="spellStart"/>
-      <w:r>
-        <w:t>jpg</w:t>
-      </w:r>
-      <w:proofErr w:type="spellEnd"/>
-      <w:r>
-        <w:t xml:space="preserve"> </w:t>
-      </w:r>
-      <w:r>
-        <w:t>de los códigos QR de los materiales, se debe seleccionar una carpeta con archivos y solo subirá aquellos que tengan un peso menor a 100KB y tengan este formato de nombre “</w:t>
-      </w:r>
-      <w:proofErr w:type="spellStart"/>
-      <w:r>
-        <w:t>qr_codigo</w:t>
-      </w:r>
-      <w:proofErr w:type="spellEnd"/>
-      <w:r>
-        <w:t xml:space="preserve"> de material”</w:t>
-      </w:r>
-      <w:r>
-        <w:t xml:space="preserve"> con alguna de las </w:t>
-      </w:r>
-      <w:r>
-        <w:lastRenderedPageBreak/>
-        <w:t>extensiones indicadas</w:t>
+        <w:t xml:space="preserve">o .jpg </w:t>
+      </w:r>
+      <w:r>
+        <w:t>de los códigos QR de los materiales, se debe seleccionar una carpeta con archivos y solo subirá aquellos que tengan un peso menor a 100KB y tengan este formato de nombre “qr_codigo de material”</w:t>
+      </w:r>
+      <w:r>
+        <w:t xml:space="preserve"> con alguna de las extensiones indicadas</w:t>
       </w:r>
       <w:r>
         <w:t>, rescatando de ese nombre el código del material al que le pertenece esa imagen.</w:t>
@@ -3253,16 +3146,11 @@
       <w:r>
         <w:t>Carga imágenes .png de los rombos de los materiales, se debe seleccionar una carpeta con archivos y solo subirá aquellos que tengan un peso menor a 100KB y tengan este formato de nombre “</w:t>
       </w:r>
-      <w:proofErr w:type="spellStart"/>
       <w:r>
         <w:t>rombo</w:t>
       </w:r>
       <w:r>
-        <w:t>_codigo</w:t>
-      </w:r>
-      <w:proofErr w:type="spellEnd"/>
-      <w:r>
-        <w:t xml:space="preserve"> de material”, </w:t>
+        <w:t xml:space="preserve">_codigo de material”, </w:t>
       </w:r>
       <w:r>
         <w:t xml:space="preserve">con algunas de las extensiones </w:t>
@@ -3301,15 +3189,7 @@
     </w:p>
     <w:p>
       <w:r>
-        <w:t>Carga imágenes .png de los rombos de los materiales, se debe seleccionar una carpeta con archivos y solo subirá aquellos que tengan un peso menor a 100KB y tengan este formato de nombre “</w:t>
-      </w:r>
-      <w:proofErr w:type="spellStart"/>
-      <w:r>
-        <w:t>foto_codigo</w:t>
-      </w:r>
-      <w:proofErr w:type="spellEnd"/>
-      <w:r>
-        <w:t xml:space="preserve"> de material”, con algunas de las extensiones </w:t>
+        <w:t xml:space="preserve">Carga imágenes .png de los rombos de los materiales, se debe seleccionar una carpeta con archivos y solo subirá aquellos que tengan un peso menor a 100KB y tengan este formato de nombre “foto_codigo de material”, con algunas de las extensiones </w:t>
       </w:r>
       <w:r>
         <w:t>indicadas, rescatando</w:t>
@@ -3332,22 +3212,14 @@
           <w:color w:val="auto"/>
         </w:rPr>
       </w:pPr>
-      <w:bookmarkStart w:id="15" w:name="_Toc243292443"/>
-      <w:r>
-        <w:rPr>
-          <w:b/>
-          <w:bCs/>
-          <w:color w:val="auto"/>
-        </w:rPr>
-        <w:t>Bitácora</w:t>
-      </w:r>
-      <w:r>
-        <w:rPr>
-          <w:b/>
-          <w:bCs/>
-          <w:color w:val="auto"/>
-        </w:rPr>
-        <w:t xml:space="preserve"> de camiones</w:t>
+      <w:bookmarkStart w:id="15" w:name="_Toc243292449"/>
+      <w:r>
+        <w:rPr>
+          <w:b/>
+          <w:bCs/>
+          <w:color w:val="auto"/>
+        </w:rPr>
+        <w:t>Revisar stock de reserva</w:t>
       </w:r>
       <w:bookmarkEnd w:id="15"/>
     </w:p>
@@ -3357,10 +3229,10 @@
           <w:noProof/>
         </w:rPr>
         <w:drawing>
-          <wp:inline distT="0" distB="0" distL="0" distR="0" wp14:anchorId="20A6DA3E" wp14:editId="6F0383EB">
-            <wp:extent cx="5612130" cy="1411605"/>
+          <wp:inline distT="0" distB="0" distL="0" distR="0" wp14:anchorId="6B8CD072" wp14:editId="1425834D">
+            <wp:extent cx="5612130" cy="1304290"/>
             <wp:effectExtent l="0" t="0" r="7620" b="0"/>
-            <wp:docPr id="1223262045" name="Imagen 1"/>
+            <wp:docPr id="641535847" name="Imagen 1"/>
             <wp:cNvGraphicFramePr>
               <a:graphicFrameLocks xmlns:a="http://schemas.openxmlformats.org/drawingml/2006/main" noChangeAspect="1"/>
             </wp:cNvGraphicFramePr>
@@ -3368,7 +3240,7 @@
               <a:graphicData uri="http://schemas.openxmlformats.org/drawingml/2006/picture">
                 <pic:pic xmlns:pic="http://schemas.openxmlformats.org/drawingml/2006/picture">
                   <pic:nvPicPr>
-                    <pic:cNvPr id="1223262045" name=""/>
+                    <pic:cNvPr id="641535847" name=""/>
                     <pic:cNvPicPr/>
                   </pic:nvPicPr>
                   <pic:blipFill>
@@ -3380,7 +3252,7 @@
                   <pic:spPr>
                     <a:xfrm>
                       <a:off x="0" y="0"/>
-                      <a:ext cx="5612130" cy="1411605"/>
+                      <a:ext cx="5612130" cy="1304290"/>
                     </a:xfrm>
                     <a:prstGeom prst="rect">
                       <a:avLst/>
@@ -3395,30 +3267,60 @@
     </w:p>
     <w:p>
       <w:r>
-        <w:t xml:space="preserve">Se puede generar y buscar planillas de bitácora para los camiones, permite subir una firma </w:t>
-      </w:r>
-      <w:r>
-        <w:t>digital,</w:t>
-      </w:r>
-      <w:r>
-        <w:t xml:space="preserve"> </w:t>
-      </w:r>
-      <w:r>
-        <w:t xml:space="preserve">cada cambio puede ser visible por un </w:t>
-      </w:r>
-      <w:proofErr w:type="spellStart"/>
-      <w:r>
-        <w:t>admin</w:t>
-      </w:r>
-      <w:proofErr w:type="spellEnd"/>
-      <w:r>
-        <w:t xml:space="preserve"> en una sección especial</w:t>
-      </w:r>
-      <w:r>
-        <w:t>.</w:t>
-      </w:r>
-    </w:p>
-    <w:p/>
+        <w:t>Permite revisar el stock de las reservas y datos importantes para buscar los materiales reservados de manera más sencilla, se puede hacer de 2 maneras.</w:t>
+      </w:r>
+    </w:p>
+    <w:p>
+      <w:pPr>
+        <w:pStyle w:val="Ttulo3"/>
+        <w:rPr>
+          <w:b/>
+          <w:bCs/>
+          <w:color w:val="auto"/>
+        </w:rPr>
+      </w:pPr>
+      <w:bookmarkStart w:id="16" w:name="_Toc243292450"/>
+      <w:r>
+        <w:rPr>
+          <w:b/>
+          <w:bCs/>
+          <w:color w:val="auto"/>
+        </w:rPr>
+        <w:lastRenderedPageBreak/>
+        <w:t>Buscar reserva</w:t>
+      </w:r>
+      <w:bookmarkEnd w:id="16"/>
+    </w:p>
+    <w:p>
+      <w:r>
+        <w:t>En base a las reservas subidas a la base de datos se puede buscar por el numero de reserva y aparecerá una planilla que se puede descargar con los datos de la reserva.</w:t>
+      </w:r>
+    </w:p>
+    <w:p>
+      <w:pPr>
+        <w:pStyle w:val="Ttulo3"/>
+        <w:rPr>
+          <w:b/>
+          <w:bCs/>
+          <w:color w:val="auto"/>
+        </w:rPr>
+      </w:pPr>
+      <w:bookmarkStart w:id="17" w:name="_Toc243292451"/>
+      <w:r>
+        <w:rPr>
+          <w:b/>
+          <w:bCs/>
+          <w:color w:val="auto"/>
+        </w:rPr>
+        <w:t>Revisar reserva</w:t>
+      </w:r>
+      <w:bookmarkEnd w:id="17"/>
+    </w:p>
+    <w:p>
+      <w:r>
+        <w:t>Con una reserva en PDF comprar los materiales detectados con la base de datos de materiales y mostrara la disponibilidad.</w:t>
+      </w:r>
+    </w:p>
     <w:p>
       <w:pPr>
         <w:pStyle w:val="Ttulo2"/>
@@ -3428,17 +3330,32 @@
           <w:color w:val="auto"/>
         </w:rPr>
       </w:pPr>
-      <w:bookmarkStart w:id="16" w:name="_Toc243292444"/>
-      <w:r>
-        <w:rPr>
-          <w:b/>
-          <w:bCs/>
-          <w:color w:val="auto"/>
-        </w:rPr>
-        <w:lastRenderedPageBreak/>
-        <w:t>Stock de bodega</w:t>
-      </w:r>
-      <w:bookmarkEnd w:id="16"/>
+      <w:bookmarkStart w:id="18" w:name="_Toc243292444"/>
+      <w:r>
+        <w:rPr>
+          <w:b/>
+          <w:bCs/>
+          <w:color w:val="auto"/>
+        </w:rPr>
+        <w:t xml:space="preserve">Stock </w:t>
+      </w:r>
+      <w:r>
+        <w:rPr>
+          <w:b/>
+          <w:bCs/>
+          <w:color w:val="auto"/>
+        </w:rPr>
+        <w:t>en</w:t>
+      </w:r>
+      <w:r>
+        <w:rPr>
+          <w:b/>
+          <w:bCs/>
+          <w:color w:val="auto"/>
+        </w:rPr>
+        <w:t xml:space="preserve"> bodega</w:t>
+      </w:r>
+      <w:bookmarkEnd w:id="18"/>
     </w:p>
     <w:p>
       <w:r>
@@ -3486,6 +3403,9 @@
       <w:r>
         <w:t>Se genera una planilla descargable con solo los materiales de la bodega M501.</w:t>
       </w:r>
+      <w:r>
+        <w:t xml:space="preserve"> A esta sección se le pueden aplicar los mismos filtros que a la tabla principal.</w:t>
+      </w:r>
     </w:p>
     <w:p>
       <w:pPr>
@@ -3496,7 +3416,7 @@
           <w:color w:val="auto"/>
         </w:rPr>
       </w:pPr>
-      <w:bookmarkStart w:id="17" w:name="_Toc243292445"/>
+      <w:bookmarkStart w:id="19" w:name="_Toc243292445"/>
       <w:r>
         <w:rPr>
           <w:b/>
@@ -3505,7 +3425,7 @@
         </w:rPr>
         <w:t>Stock regional</w:t>
       </w:r>
-      <w:bookmarkEnd w:id="17"/>
+      <w:bookmarkEnd w:id="19"/>
     </w:p>
     <w:p>
       <w:r>
@@ -3553,14 +3473,18 @@
       <w:r>
         <w:t xml:space="preserve">Se genera una planilla descargable con datos </w:t>
       </w:r>
-      <w:proofErr w:type="spellStart"/>
-      <w:r>
-        <w:t>de el</w:t>
-      </w:r>
-      <w:proofErr w:type="spellEnd"/>
+      <w:r>
+        <w:t>del</w:t>
+      </w:r>
       <w:r>
         <w:t xml:space="preserve"> stock de todas las bodegas y la totalidad del stock entre las bodegas de la región.</w:t>
       </w:r>
+      <w:r>
+        <w:t xml:space="preserve"> </w:t>
+      </w:r>
+      <w:r>
+        <w:t>A esta sección se le pueden aplicar los mismos filtros que a la tabla principal.</w:t>
+      </w:r>
     </w:p>
     <w:p>
       <w:pPr>
@@ -3571,16 +3495,90 @@
           <w:color w:val="auto"/>
         </w:rPr>
       </w:pPr>
-      <w:bookmarkStart w:id="18" w:name="_Toc243292446"/>
-      <w:r>
-        <w:rPr>
-          <w:b/>
-          <w:bCs/>
-          <w:color w:val="auto"/>
-        </w:rPr>
+      <w:bookmarkStart w:id="20" w:name="_Toc243292448"/>
+      <w:r>
+        <w:rPr>
+          <w:b/>
+          <w:bCs/>
+          <w:color w:val="auto"/>
+        </w:rPr>
+        <w:t>Stock detallado</w:t>
+      </w:r>
+      <w:bookmarkEnd w:id="20"/>
+    </w:p>
+    <w:p>
+      <w:r>
+        <w:rPr>
+          <w:noProof/>
+        </w:rPr>
+        <w:drawing>
+          <wp:inline distT="0" distB="0" distL="0" distR="0" wp14:anchorId="2E094B22" wp14:editId="3594237B">
+            <wp:extent cx="5612130" cy="1248410"/>
+            <wp:effectExtent l="0" t="0" r="7620" b="8890"/>
+            <wp:docPr id="167500126" name="Imagen 1"/>
+            <wp:cNvGraphicFramePr>
+              <a:graphicFrameLocks xmlns:a="http://schemas.openxmlformats.org/drawingml/2006/main" noChangeAspect="1"/>
+            </wp:cNvGraphicFramePr>
+            <a:graphic xmlns:a="http://schemas.openxmlformats.org/drawingml/2006/main">
+              <a:graphicData uri="http://schemas.openxmlformats.org/drawingml/2006/picture">
+                <pic:pic xmlns:pic="http://schemas.openxmlformats.org/drawingml/2006/picture">
+                  <pic:nvPicPr>
+                    <pic:cNvPr id="167500126" name=""/>
+                    <pic:cNvPicPr/>
+                  </pic:nvPicPr>
+                  <pic:blipFill>
+                    <a:blip r:embed="rId16"/>
+                    <a:stretch>
+                      <a:fillRect/>
+                    </a:stretch>
+                  </pic:blipFill>
+                  <pic:spPr>
+                    <a:xfrm>
+                      <a:off x="0" y="0"/>
+                      <a:ext cx="5612130" cy="1248410"/>
+                    </a:xfrm>
+                    <a:prstGeom prst="rect">
+                      <a:avLst/>
+                    </a:prstGeom>
+                  </pic:spPr>
+                </pic:pic>
+              </a:graphicData>
+            </a:graphic>
+          </wp:inline>
+        </w:drawing>
+      </w:r>
+    </w:p>
+    <w:p>
+      <w:r>
+        <w:t>Se genera una planilla descargable que muestra los datos principales de los materiales, hecho en base a planilla usada actualmente.</w:t>
+      </w:r>
+      <w:r>
+        <w:t xml:space="preserve"> </w:t>
+      </w:r>
+      <w:r>
+        <w:t>A esta sección se le pueden aplicar los mismos filtros que a la tabla principal.</w:t>
+      </w:r>
+    </w:p>
+    <w:p>
+      <w:pPr>
+        <w:pStyle w:val="Ttulo2"/>
+        <w:rPr>
+          <w:b/>
+          <w:bCs/>
+          <w:color w:val="auto"/>
+        </w:rPr>
+      </w:pPr>
+      <w:bookmarkStart w:id="21" w:name="_Toc243292446"/>
+      <w:r>
+        <w:rPr>
+          <w:b/>
+          <w:bCs/>
+          <w:color w:val="auto"/>
+        </w:rPr>
+        <w:lastRenderedPageBreak/>
         <w:t>Planilla de inventario</w:t>
       </w:r>
-      <w:bookmarkEnd w:id="18"/>
+      <w:bookmarkEnd w:id="21"/>
     </w:p>
     <w:p>
       <w:r>
@@ -3603,7 +3601,7 @@
                     <pic:cNvPicPr/>
                   </pic:nvPicPr>
                   <pic:blipFill>
-                    <a:blip r:embed="rId16"/>
+                    <a:blip r:embed="rId17"/>
                     <a:stretch>
                       <a:fillRect/>
                     </a:stretch>
@@ -3628,6 +3626,12 @@
       <w:r>
         <w:t>Se genera una planilla descargable para realizar inventario físico en la bodega M501, permite traspasar datos de las columnas de stock reales o de inventario para que se auto rellene la planilla.</w:t>
       </w:r>
+      <w:r>
+        <w:t xml:space="preserve"> </w:t>
+      </w:r>
+      <w:r>
+        <w:t>A esta sección se le pueden aplicar los mismos filtros que a la tabla principal.</w:t>
+      </w:r>
     </w:p>
     <w:p>
       <w:pPr>
@@ -3638,27 +3642,22 @@
           <w:color w:val="auto"/>
         </w:rPr>
       </w:pPr>
-      <w:bookmarkStart w:id="19" w:name="_Toc243292447"/>
-      <w:r>
-        <w:rPr>
-          <w:b/>
-          <w:bCs/>
-          <w:color w:val="auto"/>
-        </w:rPr>
-        <w:t>Inventario por bodega</w:t>
-      </w:r>
-      <w:bookmarkEnd w:id="19"/>
-    </w:p>
-    <w:p>
-      <w:r>
-        <w:rPr>
-          <w:noProof/>
-        </w:rPr>
+      <w:r>
+        <w:rPr>
+          <w:b/>
+          <w:bCs/>
+          <w:color w:val="auto"/>
+        </w:rPr>
+        <w:t>Movimientos</w:t>
+      </w:r>
+    </w:p>
+    <w:p>
+      <w:r>
         <w:drawing>
-          <wp:inline distT="0" distB="0" distL="0" distR="0" wp14:anchorId="0C771063" wp14:editId="1374CBB2">
-            <wp:extent cx="5612130" cy="803275"/>
+          <wp:inline distT="0" distB="0" distL="0" distR="0" wp14:anchorId="62B6A063" wp14:editId="25C94E86">
+            <wp:extent cx="5612130" cy="842645"/>
             <wp:effectExtent l="0" t="0" r="7620" b="0"/>
-            <wp:docPr id="1988958730" name="Imagen 1"/>
+            <wp:docPr id="1010136209" name="Imagen 1"/>
             <wp:cNvGraphicFramePr>
               <a:graphicFrameLocks xmlns:a="http://schemas.openxmlformats.org/drawingml/2006/main" noChangeAspect="1"/>
             </wp:cNvGraphicFramePr>
@@ -3666,75 +3665,7 @@
               <a:graphicData uri="http://schemas.openxmlformats.org/drawingml/2006/picture">
                 <pic:pic xmlns:pic="http://schemas.openxmlformats.org/drawingml/2006/picture">
                   <pic:nvPicPr>
-                    <pic:cNvPr id="1988958730" name=""/>
-                    <pic:cNvPicPr/>
-                  </pic:nvPicPr>
-                  <pic:blipFill>
-                    <a:blip r:embed="rId17"/>
-                    <a:stretch>
-                      <a:fillRect/>
-                    </a:stretch>
-                  </pic:blipFill>
-                  <pic:spPr>
-                    <a:xfrm>
-                      <a:off x="0" y="0"/>
-                      <a:ext cx="5612130" cy="803275"/>
-                    </a:xfrm>
-                    <a:prstGeom prst="rect">
-                      <a:avLst/>
-                    </a:prstGeom>
-                  </pic:spPr>
-                </pic:pic>
-              </a:graphicData>
-            </a:graphic>
-          </wp:inline>
-        </w:drawing>
-      </w:r>
-    </w:p>
-    <w:p>
-      <w:r>
-        <w:t>Se generan planillas descargables para realizar inventario físico en la bodega M501, mostrando planillas por separado para cada bodega, permite traspasar datos de las columnas de stock reales o de inventario para que se auto rellene la planilla.</w:t>
-      </w:r>
-    </w:p>
-    <w:p>
-      <w:pPr>
-        <w:pStyle w:val="Ttulo2"/>
-        <w:rPr>
-          <w:b/>
-          <w:bCs/>
-          <w:color w:val="auto"/>
-        </w:rPr>
-      </w:pPr>
-      <w:bookmarkStart w:id="20" w:name="_Toc243292448"/>
-      <w:r>
-        <w:rPr>
-          <w:b/>
-          <w:bCs/>
-          <w:color w:val="auto"/>
-        </w:rPr>
-        <w:lastRenderedPageBreak/>
-        <w:t>Stock detallado</w:t>
-      </w:r>
-      <w:bookmarkEnd w:id="20"/>
-    </w:p>
-    <w:p>
-      <w:r>
-        <w:rPr>
-          <w:noProof/>
-        </w:rPr>
-        <w:drawing>
-          <wp:inline distT="0" distB="0" distL="0" distR="0" wp14:anchorId="3BD1AD78" wp14:editId="33285FC8">
-            <wp:extent cx="5612130" cy="1248410"/>
-            <wp:effectExtent l="0" t="0" r="7620" b="8890"/>
-            <wp:docPr id="167500126" name="Imagen 1"/>
-            <wp:cNvGraphicFramePr>
-              <a:graphicFrameLocks xmlns:a="http://schemas.openxmlformats.org/drawingml/2006/main" noChangeAspect="1"/>
-            </wp:cNvGraphicFramePr>
-            <a:graphic xmlns:a="http://schemas.openxmlformats.org/drawingml/2006/main">
-              <a:graphicData uri="http://schemas.openxmlformats.org/drawingml/2006/picture">
-                <pic:pic xmlns:pic="http://schemas.openxmlformats.org/drawingml/2006/picture">
-                  <pic:nvPicPr>
-                    <pic:cNvPr id="167500126" name=""/>
+                    <pic:cNvPr id="1010136209" name=""/>
                     <pic:cNvPicPr/>
                   </pic:nvPicPr>
                   <pic:blipFill>
@@ -3746,7 +3677,7 @@
                   <pic:spPr>
                     <a:xfrm>
                       <a:off x="0" y="0"/>
-                      <a:ext cx="5612130" cy="1248410"/>
+                      <a:ext cx="5612130" cy="842645"/>
                     </a:xfrm>
                     <a:prstGeom prst="rect">
                       <a:avLst/>
@@ -3761,7 +3692,16 @@
     </w:p>
     <w:p>
       <w:r>
-        <w:t>Se genera una planilla descargable que muestra los datos principales de los materiales, hecho en base a planilla usada actualmente.</w:t>
+        <w:t xml:space="preserve">Con los códigos cargados en la sección de movimientos, con los códigos cargados, se crea la planilla con los datos de la base de datos para rellenar la planilla de movimientos, esta sección se puede reemplazar auto rellenar la columna “físico” con datos de </w:t>
+      </w:r>
+      <w:r>
+        <w:t>inventario remoto o con los datos de stock.</w:t>
+      </w:r>
+      <w:r>
+        <w:t xml:space="preserve"> Se pueden añadir códigos individualmente a esta sección por si se cargaron datos incompletos o desactualizados. </w:t>
+      </w:r>
+      <w:r>
+        <w:t>A esta sección se le pueden aplicar los mismos filtros que a la tabla principal.</w:t>
       </w:r>
     </w:p>
     <w:p>
@@ -3773,16 +3713,16 @@
           <w:color w:val="auto"/>
         </w:rPr>
       </w:pPr>
-      <w:bookmarkStart w:id="21" w:name="_Toc243292449"/>
-      <w:r>
-        <w:rPr>
-          <w:b/>
-          <w:bCs/>
-          <w:color w:val="auto"/>
-        </w:rPr>
-        <w:t>Revisar stock de reserva</w:t>
-      </w:r>
-      <w:bookmarkEnd w:id="21"/>
+      <w:bookmarkStart w:id="22" w:name="_Toc243292443"/>
+      <w:r>
+        <w:rPr>
+          <w:b/>
+          <w:bCs/>
+          <w:color w:val="auto"/>
+        </w:rPr>
+        <w:t>Bitácora de camiones</w:t>
+      </w:r>
+      <w:bookmarkEnd w:id="22"/>
     </w:p>
     <w:p>
       <w:r>
@@ -3790,10 +3730,10 @@
           <w:noProof/>
         </w:rPr>
         <w:drawing>
-          <wp:inline distT="0" distB="0" distL="0" distR="0" wp14:anchorId="0BC51091" wp14:editId="6EDBD5F7">
-            <wp:extent cx="5612130" cy="1304290"/>
+          <wp:inline distT="0" distB="0" distL="0" distR="0" wp14:anchorId="70956BEF" wp14:editId="2F5AAC48">
+            <wp:extent cx="5612130" cy="1411605"/>
             <wp:effectExtent l="0" t="0" r="7620" b="0"/>
-            <wp:docPr id="641535847" name="Imagen 1"/>
+            <wp:docPr id="1223262045" name="Imagen 1"/>
             <wp:cNvGraphicFramePr>
               <a:graphicFrameLocks xmlns:a="http://schemas.openxmlformats.org/drawingml/2006/main" noChangeAspect="1"/>
             </wp:cNvGraphicFramePr>
@@ -3801,7 +3741,7 @@
               <a:graphicData uri="http://schemas.openxmlformats.org/drawingml/2006/picture">
                 <pic:pic xmlns:pic="http://schemas.openxmlformats.org/drawingml/2006/picture">
                   <pic:nvPicPr>
-                    <pic:cNvPr id="641535847" name=""/>
+                    <pic:cNvPr id="1223262045" name=""/>
                     <pic:cNvPicPr/>
                   </pic:nvPicPr>
                   <pic:blipFill>
@@ -3813,7 +3753,7 @@
                   <pic:spPr>
                     <a:xfrm>
                       <a:off x="0" y="0"/>
-                      <a:ext cx="5612130" cy="1304290"/>
+                      <a:ext cx="5612130" cy="1411605"/>
                     </a:xfrm>
                     <a:prstGeom prst="rect">
                       <a:avLst/>
@@ -3828,57 +3768,7 @@
     </w:p>
     <w:p>
       <w:r>
-        <w:t>Permite revisar el stock de las reservas y datos importantes para buscar los materiales reservados de manera más sencilla, se puede hacer de 2 maneras.</w:t>
-      </w:r>
-    </w:p>
-    <w:p>
-      <w:pPr>
-        <w:pStyle w:val="Ttulo3"/>
-        <w:rPr>
-          <w:b/>
-          <w:bCs/>
-          <w:color w:val="auto"/>
-        </w:rPr>
-      </w:pPr>
-      <w:bookmarkStart w:id="22" w:name="_Toc243292450"/>
-      <w:r>
-        <w:rPr>
-          <w:b/>
-          <w:bCs/>
-          <w:color w:val="auto"/>
-        </w:rPr>
-        <w:t>Buscar reserva</w:t>
-      </w:r>
-      <w:bookmarkEnd w:id="22"/>
-    </w:p>
-    <w:p>
-      <w:r>
-        <w:t>En base a las reservas subidas a la base de datos se puede buscar por el numero de reserva y aparecerá una planilla que se puede descargar con los datos de la reserva.</w:t>
-      </w:r>
-    </w:p>
-    <w:p>
-      <w:pPr>
-        <w:pStyle w:val="Ttulo3"/>
-        <w:rPr>
-          <w:b/>
-          <w:bCs/>
-          <w:color w:val="auto"/>
-        </w:rPr>
-      </w:pPr>
-      <w:bookmarkStart w:id="23" w:name="_Toc243292451"/>
-      <w:r>
-        <w:rPr>
-          <w:b/>
-          <w:bCs/>
-          <w:color w:val="auto"/>
-        </w:rPr>
-        <w:t>Revisar reserva</w:t>
-      </w:r>
-      <w:bookmarkEnd w:id="23"/>
-    </w:p>
-    <w:p>
-      <w:r>
-        <w:t>Con una reserva en PDF comprar los materiales detectados con la base de datos de materiales y mostrara la disponibilidad.</w:t>
+        <w:t>Se puede generar y buscar planillas de bitácora para los camiones, permite subir una firma digital, cada cambio puede ser visible por un admin en una sección especial.</w:t>
       </w:r>
     </w:p>
     <w:p>
@@ -3890,7 +3780,7 @@
           <w:color w:val="auto"/>
         </w:rPr>
       </w:pPr>
-      <w:bookmarkStart w:id="24" w:name="_Toc243292452"/>
+      <w:bookmarkStart w:id="23" w:name="_Toc243292452"/>
       <w:r>
         <w:rPr>
           <w:b/>
@@ -3900,7 +3790,7 @@
         <w:lastRenderedPageBreak/>
         <w:t>Planilla de ventas</w:t>
       </w:r>
-      <w:bookmarkEnd w:id="24"/>
+      <w:bookmarkEnd w:id="23"/>
     </w:p>
     <w:p>
       <w:r>
@@ -3958,6 +3848,11 @@
       </w:r>
     </w:p>
     <w:p>
+      <w:r>
+        <w:t>Se puede añadir una orden cargando manualmente los datos de ventas, se pueden pegar columnas copiadas desde Excel para añadir rápida y ágilmente los códigos y cantidades.</w:t>
+      </w:r>
+    </w:p>
+    <w:p>
       <w:pPr>
         <w:pStyle w:val="Ttulo3"/>
         <w:rPr>
@@ -3966,7 +3861,7 @@
           <w:color w:val="auto"/>
         </w:rPr>
       </w:pPr>
-      <w:bookmarkStart w:id="25" w:name="_Toc243292453"/>
+      <w:bookmarkStart w:id="24" w:name="_Toc243292453"/>
       <w:r>
         <w:rPr>
           <w:b/>
@@ -3975,38 +3870,38 @@
         </w:rPr>
         <w:t>Ventas</w:t>
       </w:r>
+      <w:bookmarkEnd w:id="24"/>
+    </w:p>
+    <w:p>
+      <w:r>
+        <w:t xml:space="preserve">Si se carga una orden de venta, pedirá el contratista que genero la orden y su </w:t>
+      </w:r>
+      <w:r>
+        <w:t>número</w:t>
+      </w:r>
+      <w:r>
+        <w:t xml:space="preserve"> de venta. Cargando los datos automáticamente a la planilla.</w:t>
+      </w:r>
+    </w:p>
+    <w:p>
+      <w:pPr>
+        <w:pStyle w:val="Ttulo3"/>
+        <w:rPr>
+          <w:b/>
+          <w:bCs/>
+          <w:color w:val="auto"/>
+        </w:rPr>
+      </w:pPr>
+      <w:bookmarkStart w:id="25" w:name="_Toc243292454"/>
+      <w:r>
+        <w:rPr>
+          <w:b/>
+          <w:bCs/>
+          <w:color w:val="auto"/>
+        </w:rPr>
+        <w:t>Traspaso</w:t>
+      </w:r>
       <w:bookmarkEnd w:id="25"/>
-    </w:p>
-    <w:p>
-      <w:r>
-        <w:t xml:space="preserve">Si se carga una orden de venta, pedirá el contratista que genero la orden y su </w:t>
-      </w:r>
-      <w:r>
-        <w:t>número</w:t>
-      </w:r>
-      <w:r>
-        <w:t xml:space="preserve"> de venta. Cargando los datos automáticamente a la planilla.</w:t>
-      </w:r>
-    </w:p>
-    <w:p>
-      <w:pPr>
-        <w:pStyle w:val="Ttulo3"/>
-        <w:rPr>
-          <w:b/>
-          <w:bCs/>
-          <w:color w:val="auto"/>
-        </w:rPr>
-      </w:pPr>
-      <w:bookmarkStart w:id="26" w:name="_Toc243292454"/>
-      <w:r>
-        <w:rPr>
-          <w:b/>
-          <w:bCs/>
-          <w:color w:val="auto"/>
-        </w:rPr>
-        <w:t>Traspaso</w:t>
-      </w:r>
-      <w:bookmarkEnd w:id="26"/>
     </w:p>
     <w:p>
       <w:r>
@@ -4030,7 +3925,6 @@
           <w:bCs/>
           <w:color w:val="auto"/>
         </w:rPr>
-        <w:lastRenderedPageBreak/>
         <w:t>Tabla de previsualización</w:t>
       </w:r>
     </w:p>
@@ -4088,7 +3982,13 @@
     </w:p>
     <w:p>
       <w:r>
-        <w:t>Por ultimo se permite descargar la planilla mensual y de meses pasados o una planilla del año completo.</w:t>
+        <w:t>Por ultimo se permite descargar la planilla mensual y de meses pasados o una planilla del año completo</w:t>
+      </w:r>
+      <w:r>
+        <w:t xml:space="preserve"> en su versión completa o para generar una planilla de para reservar esos materiales</w:t>
+      </w:r>
+      <w:r>
+        <w:t>.</w:t>
       </w:r>
     </w:p>
     <w:p>
@@ -4100,7 +4000,7 @@
           <w:color w:val="auto"/>
         </w:rPr>
       </w:pPr>
-      <w:bookmarkStart w:id="27" w:name="_Toc243292455"/>
+      <w:bookmarkStart w:id="26" w:name="_Toc243292455"/>
       <w:r>
         <w:rPr>
           <w:b/>
@@ -4109,7 +4009,7 @@
         </w:rPr>
         <w:t>Editar contratistas</w:t>
       </w:r>
-      <w:bookmarkEnd w:id="27"/>
+      <w:bookmarkEnd w:id="26"/>
     </w:p>
     <w:p>
       <w:r>

--- a/manual de uso/Manual de uso general.docx
+++ b/manual de uso/Manual de uso general.docx
@@ -13,8 +13,13 @@
         <w:t xml:space="preserve">general </w:t>
       </w:r>
       <w:r>
-        <w:t>para sistema de inventario y generación de planillas Berfre</w:t>
-      </w:r>
+        <w:t xml:space="preserve">para sistema de inventario y generación de planillas </w:t>
+      </w:r>
+      <w:proofErr w:type="spellStart"/>
+      <w:r>
+        <w:t>Berfre</w:t>
+      </w:r>
+      <w:proofErr w:type="spellEnd"/>
     </w:p>
     <w:p>
       <w:pPr>
@@ -89,7 +94,7 @@
           <w:r>
             <w:fldChar w:fldCharType="separate"/>
           </w:r>
-          <w:hyperlink w:anchor="_Toc243292428" w:history="1">
+          <w:hyperlink w:anchor="_Toc243984708" w:history="1">
             <w:r>
               <w:rPr>
                 <w:rStyle w:val="Hipervnculo"/>
@@ -118,7 +123,7 @@
                 <w:noProof/>
                 <w:webHidden/>
               </w:rPr>
-              <w:instrText xml:space="preserve"> PAGEREF _Toc243292428 \h </w:instrText>
+              <w:instrText xml:space="preserve"> PAGEREF _Toc243984708 \h </w:instrText>
             </w:r>
             <w:r>
               <w:rPr>
@@ -161,7 +166,7 @@
               <w:lang w:eastAsia="es-CL"/>
             </w:rPr>
           </w:pPr>
-          <w:hyperlink w:anchor="_Toc243292429" w:history="1">
+          <w:hyperlink w:anchor="_Toc243984709" w:history="1">
             <w:r>
               <w:rPr>
                 <w:rStyle w:val="Hipervnculo"/>
@@ -190,7 +195,7 @@
                 <w:noProof/>
                 <w:webHidden/>
               </w:rPr>
-              <w:instrText xml:space="preserve"> PAGEREF _Toc243292429 \h </w:instrText>
+              <w:instrText xml:space="preserve"> PAGEREF _Toc243984709 \h </w:instrText>
             </w:r>
             <w:r>
               <w:rPr>
@@ -233,7 +238,7 @@
               <w:lang w:eastAsia="es-CL"/>
             </w:rPr>
           </w:pPr>
-          <w:hyperlink w:anchor="_Toc243292430" w:history="1">
+          <w:hyperlink w:anchor="_Toc243984710" w:history="1">
             <w:r>
               <w:rPr>
                 <w:rStyle w:val="Hipervnculo"/>
@@ -262,7 +267,7 @@
                 <w:noProof/>
                 <w:webHidden/>
               </w:rPr>
-              <w:instrText xml:space="preserve"> PAGEREF _Toc243292430 \h </w:instrText>
+              <w:instrText xml:space="preserve"> PAGEREF _Toc243984710 \h </w:instrText>
             </w:r>
             <w:r>
               <w:rPr>
@@ -305,7 +310,7 @@
               <w:lang w:eastAsia="es-CL"/>
             </w:rPr>
           </w:pPr>
-          <w:hyperlink w:anchor="_Toc243292431" w:history="1">
+          <w:hyperlink w:anchor="_Toc243984711" w:history="1">
             <w:r>
               <w:rPr>
                 <w:rStyle w:val="Hipervnculo"/>
@@ -334,7 +339,7 @@
                 <w:noProof/>
                 <w:webHidden/>
               </w:rPr>
-              <w:instrText xml:space="preserve"> PAGEREF _Toc243292431 \h </w:instrText>
+              <w:instrText xml:space="preserve"> PAGEREF _Toc243984711 \h </w:instrText>
             </w:r>
             <w:r>
               <w:rPr>
@@ -377,7 +382,7 @@
               <w:lang w:eastAsia="es-CL"/>
             </w:rPr>
           </w:pPr>
-          <w:hyperlink w:anchor="_Toc243292432" w:history="1">
+          <w:hyperlink w:anchor="_Toc243984712" w:history="1">
             <w:r>
               <w:rPr>
                 <w:rStyle w:val="Hipervnculo"/>
@@ -406,7 +411,7 @@
                 <w:noProof/>
                 <w:webHidden/>
               </w:rPr>
-              <w:instrText xml:space="preserve"> PAGEREF _Toc243292432 \h </w:instrText>
+              <w:instrText xml:space="preserve"> PAGEREF _Toc243984712 \h </w:instrText>
             </w:r>
             <w:r>
               <w:rPr>
@@ -449,7 +454,7 @@
               <w:lang w:eastAsia="es-CL"/>
             </w:rPr>
           </w:pPr>
-          <w:hyperlink w:anchor="_Toc243292433" w:history="1">
+          <w:hyperlink w:anchor="_Toc243984713" w:history="1">
             <w:r>
               <w:rPr>
                 <w:rStyle w:val="Hipervnculo"/>
@@ -478,7 +483,7 @@
                 <w:noProof/>
                 <w:webHidden/>
               </w:rPr>
-              <w:instrText xml:space="preserve"> PAGEREF _Toc243292433 \h </w:instrText>
+              <w:instrText xml:space="preserve"> PAGEREF _Toc243984713 \h </w:instrText>
             </w:r>
             <w:r>
               <w:rPr>
@@ -521,7 +526,7 @@
               <w:lang w:eastAsia="es-CL"/>
             </w:rPr>
           </w:pPr>
-          <w:hyperlink w:anchor="_Toc243292434" w:history="1">
+          <w:hyperlink w:anchor="_Toc243984714" w:history="1">
             <w:r>
               <w:rPr>
                 <w:rStyle w:val="Hipervnculo"/>
@@ -550,7 +555,7 @@
                 <w:noProof/>
                 <w:webHidden/>
               </w:rPr>
-              <w:instrText xml:space="preserve"> PAGEREF _Toc243292434 \h </w:instrText>
+              <w:instrText xml:space="preserve"> PAGEREF _Toc243984714 \h </w:instrText>
             </w:r>
             <w:r>
               <w:rPr>
@@ -593,7 +598,7 @@
               <w:lang w:eastAsia="es-CL"/>
             </w:rPr>
           </w:pPr>
-          <w:hyperlink w:anchor="_Toc243292435" w:history="1">
+          <w:hyperlink w:anchor="_Toc243984715" w:history="1">
             <w:r>
               <w:rPr>
                 <w:rStyle w:val="Hipervnculo"/>
@@ -622,7 +627,7 @@
                 <w:noProof/>
                 <w:webHidden/>
               </w:rPr>
-              <w:instrText xml:space="preserve"> PAGEREF _Toc243292435 \h </w:instrText>
+              <w:instrText xml:space="preserve"> PAGEREF _Toc243984715 \h </w:instrText>
             </w:r>
             <w:r>
               <w:rPr>
@@ -665,7 +670,7 @@
               <w:lang w:eastAsia="es-CL"/>
             </w:rPr>
           </w:pPr>
-          <w:hyperlink w:anchor="_Toc243292436" w:history="1">
+          <w:hyperlink w:anchor="_Toc243984716" w:history="1">
             <w:r>
               <w:rPr>
                 <w:rStyle w:val="Hipervnculo"/>
@@ -694,7 +699,7 @@
                 <w:noProof/>
                 <w:webHidden/>
               </w:rPr>
-              <w:instrText xml:space="preserve"> PAGEREF _Toc243292436 \h </w:instrText>
+              <w:instrText xml:space="preserve"> PAGEREF _Toc243984716 \h </w:instrText>
             </w:r>
             <w:r>
               <w:rPr>
@@ -737,7 +742,7 @@
               <w:lang w:eastAsia="es-CL"/>
             </w:rPr>
           </w:pPr>
-          <w:hyperlink w:anchor="_Toc243292437" w:history="1">
+          <w:hyperlink w:anchor="_Toc243984717" w:history="1">
             <w:r>
               <w:rPr>
                 <w:rStyle w:val="Hipervnculo"/>
@@ -766,7 +771,7 @@
                 <w:noProof/>
                 <w:webHidden/>
               </w:rPr>
-              <w:instrText xml:space="preserve"> PAGEREF _Toc243292437 \h </w:instrText>
+              <w:instrText xml:space="preserve"> PAGEREF _Toc243984717 \h </w:instrText>
             </w:r>
             <w:r>
               <w:rPr>
@@ -809,7 +814,7 @@
               <w:lang w:eastAsia="es-CL"/>
             </w:rPr>
           </w:pPr>
-          <w:hyperlink w:anchor="_Toc243292438" w:history="1">
+          <w:hyperlink w:anchor="_Toc243984718" w:history="1">
             <w:r>
               <w:rPr>
                 <w:rStyle w:val="Hipervnculo"/>
@@ -838,7 +843,7 @@
                 <w:noProof/>
                 <w:webHidden/>
               </w:rPr>
-              <w:instrText xml:space="preserve"> PAGEREF _Toc243292438 \h </w:instrText>
+              <w:instrText xml:space="preserve"> PAGEREF _Toc243984718 \h </w:instrText>
             </w:r>
             <w:r>
               <w:rPr>
@@ -881,7 +886,7 @@
               <w:lang w:eastAsia="es-CL"/>
             </w:rPr>
           </w:pPr>
-          <w:hyperlink w:anchor="_Toc243292439" w:history="1">
+          <w:hyperlink w:anchor="_Toc243984719" w:history="1">
             <w:r>
               <w:rPr>
                 <w:rStyle w:val="Hipervnculo"/>
@@ -910,7 +915,7 @@
                 <w:noProof/>
                 <w:webHidden/>
               </w:rPr>
-              <w:instrText xml:space="preserve"> PAGEREF _Toc243292439 \h </w:instrText>
+              <w:instrText xml:space="preserve"> PAGEREF _Toc243984719 \h </w:instrText>
             </w:r>
             <w:r>
               <w:rPr>
@@ -953,7 +958,7 @@
               <w:lang w:eastAsia="es-CL"/>
             </w:rPr>
           </w:pPr>
-          <w:hyperlink w:anchor="_Toc243292440" w:history="1">
+          <w:hyperlink w:anchor="_Toc243984720" w:history="1">
             <w:r>
               <w:rPr>
                 <w:rStyle w:val="Hipervnculo"/>
@@ -961,7 +966,7 @@
                 <w:bCs/>
                 <w:noProof/>
               </w:rPr>
-              <w:t>Cargar QR</w:t>
+              <w:t>Movimientos</w:t>
             </w:r>
             <w:r>
               <w:rPr>
@@ -982,7 +987,7 @@
                 <w:noProof/>
                 <w:webHidden/>
               </w:rPr>
-              <w:instrText xml:space="preserve"> PAGEREF _Toc243292440 \h </w:instrText>
+              <w:instrText xml:space="preserve"> PAGEREF _Toc243984720 \h </w:instrText>
             </w:r>
             <w:r>
               <w:rPr>
@@ -1025,7 +1030,7 @@
               <w:lang w:eastAsia="es-CL"/>
             </w:rPr>
           </w:pPr>
-          <w:hyperlink w:anchor="_Toc243292441" w:history="1">
+          <w:hyperlink w:anchor="_Toc243984721" w:history="1">
             <w:r>
               <w:rPr>
                 <w:rStyle w:val="Hipervnculo"/>
@@ -1033,7 +1038,7 @@
                 <w:bCs/>
                 <w:noProof/>
               </w:rPr>
-              <w:t>Cargar rombo</w:t>
+              <w:t>Cargar QR</w:t>
             </w:r>
             <w:r>
               <w:rPr>
@@ -1054,7 +1059,7 @@
                 <w:noProof/>
                 <w:webHidden/>
               </w:rPr>
-              <w:instrText xml:space="preserve"> PAGEREF _Toc243292441 \h </w:instrText>
+              <w:instrText xml:space="preserve"> PAGEREF _Toc243984721 \h </w:instrText>
             </w:r>
             <w:r>
               <w:rPr>
@@ -1097,7 +1102,7 @@
               <w:lang w:eastAsia="es-CL"/>
             </w:rPr>
           </w:pPr>
-          <w:hyperlink w:anchor="_Toc243292442" w:history="1">
+          <w:hyperlink w:anchor="_Toc243984722" w:history="1">
             <w:r>
               <w:rPr>
                 <w:rStyle w:val="Hipervnculo"/>
@@ -1105,6 +1110,78 @@
                 <w:bCs/>
                 <w:noProof/>
               </w:rPr>
+              <w:t>Cargar rombo</w:t>
+            </w:r>
+            <w:r>
+              <w:rPr>
+                <w:noProof/>
+                <w:webHidden/>
+              </w:rPr>
+              <w:tab/>
+            </w:r>
+            <w:r>
+              <w:rPr>
+                <w:noProof/>
+                <w:webHidden/>
+              </w:rPr>
+              <w:fldChar w:fldCharType="begin"/>
+            </w:r>
+            <w:r>
+              <w:rPr>
+                <w:noProof/>
+                <w:webHidden/>
+              </w:rPr>
+              <w:instrText xml:space="preserve"> PAGEREF _Toc243984722 \h </w:instrText>
+            </w:r>
+            <w:r>
+              <w:rPr>
+                <w:noProof/>
+                <w:webHidden/>
+              </w:rPr>
+            </w:r>
+            <w:r>
+              <w:rPr>
+                <w:noProof/>
+                <w:webHidden/>
+              </w:rPr>
+              <w:fldChar w:fldCharType="separate"/>
+            </w:r>
+            <w:r>
+              <w:rPr>
+                <w:noProof/>
+                <w:webHidden/>
+              </w:rPr>
+              <w:t>7</w:t>
+            </w:r>
+            <w:r>
+              <w:rPr>
+                <w:noProof/>
+                <w:webHidden/>
+              </w:rPr>
+              <w:fldChar w:fldCharType="end"/>
+            </w:r>
+          </w:hyperlink>
+        </w:p>
+        <w:p>
+          <w:pPr>
+            <w:pStyle w:val="TDC3"/>
+            <w:tabs>
+              <w:tab w:val="right" w:leader="dot" w:pos="8828"/>
+            </w:tabs>
+            <w:rPr>
+              <w:rFonts w:eastAsiaTheme="minorEastAsia"/>
+              <w:noProof/>
+              <w:lang w:eastAsia="es-CL"/>
+            </w:rPr>
+          </w:pPr>
+          <w:hyperlink w:anchor="_Toc243984723" w:history="1">
+            <w:r>
+              <w:rPr>
+                <w:rStyle w:val="Hipervnculo"/>
+                <w:b/>
+                <w:bCs/>
+                <w:noProof/>
+              </w:rPr>
               <w:t>Cargar fotos</w:t>
             </w:r>
             <w:r>
@@ -1126,7 +1203,7 @@
                 <w:noProof/>
                 <w:webHidden/>
               </w:rPr>
-              <w:instrText xml:space="preserve"> PAGEREF _Toc243292442 \h </w:instrText>
+              <w:instrText xml:space="preserve"> PAGEREF _Toc243984723 \h </w:instrText>
             </w:r>
             <w:r>
               <w:rPr>
@@ -1169,7 +1246,7 @@
               <w:lang w:eastAsia="es-CL"/>
             </w:rPr>
           </w:pPr>
-          <w:hyperlink w:anchor="_Toc243292443" w:history="1">
+          <w:hyperlink w:anchor="_Toc243984724" w:history="1">
             <w:r>
               <w:rPr>
                 <w:rStyle w:val="Hipervnculo"/>
@@ -1177,7 +1254,7 @@
                 <w:bCs/>
                 <w:noProof/>
               </w:rPr>
-              <w:t>Bitácora de camiones</w:t>
+              <w:t>Revisar stock de reserva</w:t>
             </w:r>
             <w:r>
               <w:rPr>
@@ -1198,7 +1275,7 @@
                 <w:noProof/>
                 <w:webHidden/>
               </w:rPr>
-              <w:instrText xml:space="preserve"> PAGEREF _Toc243292443 \h </w:instrText>
+              <w:instrText xml:space="preserve"> PAGEREF _Toc243984724 \h </w:instrText>
             </w:r>
             <w:r>
               <w:rPr>
@@ -1219,6 +1296,150 @@
                 <w:webHidden/>
               </w:rPr>
               <w:t>7</w:t>
+            </w:r>
+            <w:r>
+              <w:rPr>
+                <w:noProof/>
+                <w:webHidden/>
+              </w:rPr>
+              <w:fldChar w:fldCharType="end"/>
+            </w:r>
+          </w:hyperlink>
+        </w:p>
+        <w:p>
+          <w:pPr>
+            <w:pStyle w:val="TDC3"/>
+            <w:tabs>
+              <w:tab w:val="right" w:leader="dot" w:pos="8828"/>
+            </w:tabs>
+            <w:rPr>
+              <w:rFonts w:eastAsiaTheme="minorEastAsia"/>
+              <w:noProof/>
+              <w:lang w:eastAsia="es-CL"/>
+            </w:rPr>
+          </w:pPr>
+          <w:hyperlink w:anchor="_Toc243984725" w:history="1">
+            <w:r>
+              <w:rPr>
+                <w:rStyle w:val="Hipervnculo"/>
+                <w:b/>
+                <w:bCs/>
+                <w:noProof/>
+              </w:rPr>
+              <w:t>Buscar reserva</w:t>
+            </w:r>
+            <w:r>
+              <w:rPr>
+                <w:noProof/>
+                <w:webHidden/>
+              </w:rPr>
+              <w:tab/>
+            </w:r>
+            <w:r>
+              <w:rPr>
+                <w:noProof/>
+                <w:webHidden/>
+              </w:rPr>
+              <w:fldChar w:fldCharType="begin"/>
+            </w:r>
+            <w:r>
+              <w:rPr>
+                <w:noProof/>
+                <w:webHidden/>
+              </w:rPr>
+              <w:instrText xml:space="preserve"> PAGEREF _Toc243984725 \h </w:instrText>
+            </w:r>
+            <w:r>
+              <w:rPr>
+                <w:noProof/>
+                <w:webHidden/>
+              </w:rPr>
+            </w:r>
+            <w:r>
+              <w:rPr>
+                <w:noProof/>
+                <w:webHidden/>
+              </w:rPr>
+              <w:fldChar w:fldCharType="separate"/>
+            </w:r>
+            <w:r>
+              <w:rPr>
+                <w:noProof/>
+                <w:webHidden/>
+              </w:rPr>
+              <w:t>8</w:t>
+            </w:r>
+            <w:r>
+              <w:rPr>
+                <w:noProof/>
+                <w:webHidden/>
+              </w:rPr>
+              <w:fldChar w:fldCharType="end"/>
+            </w:r>
+          </w:hyperlink>
+        </w:p>
+        <w:p>
+          <w:pPr>
+            <w:pStyle w:val="TDC3"/>
+            <w:tabs>
+              <w:tab w:val="right" w:leader="dot" w:pos="8828"/>
+            </w:tabs>
+            <w:rPr>
+              <w:rFonts w:eastAsiaTheme="minorEastAsia"/>
+              <w:noProof/>
+              <w:lang w:eastAsia="es-CL"/>
+            </w:rPr>
+          </w:pPr>
+          <w:hyperlink w:anchor="_Toc243984726" w:history="1">
+            <w:r>
+              <w:rPr>
+                <w:rStyle w:val="Hipervnculo"/>
+                <w:b/>
+                <w:bCs/>
+                <w:noProof/>
+              </w:rPr>
+              <w:t>Revisar reserva</w:t>
+            </w:r>
+            <w:r>
+              <w:rPr>
+                <w:noProof/>
+                <w:webHidden/>
+              </w:rPr>
+              <w:tab/>
+            </w:r>
+            <w:r>
+              <w:rPr>
+                <w:noProof/>
+                <w:webHidden/>
+              </w:rPr>
+              <w:fldChar w:fldCharType="begin"/>
+            </w:r>
+            <w:r>
+              <w:rPr>
+                <w:noProof/>
+                <w:webHidden/>
+              </w:rPr>
+              <w:instrText xml:space="preserve"> PAGEREF _Toc243984726 \h </w:instrText>
+            </w:r>
+            <w:r>
+              <w:rPr>
+                <w:noProof/>
+                <w:webHidden/>
+              </w:rPr>
+            </w:r>
+            <w:r>
+              <w:rPr>
+                <w:noProof/>
+                <w:webHidden/>
+              </w:rPr>
+              <w:fldChar w:fldCharType="separate"/>
+            </w:r>
+            <w:r>
+              <w:rPr>
+                <w:noProof/>
+                <w:webHidden/>
+              </w:rPr>
+              <w:t>8</w:t>
             </w:r>
             <w:r>
               <w:rPr>
@@ -1241,7 +1462,7 @@
               <w:lang w:eastAsia="es-CL"/>
             </w:rPr>
           </w:pPr>
-          <w:hyperlink w:anchor="_Toc243292444" w:history="1">
+          <w:hyperlink w:anchor="_Toc243984727" w:history="1">
             <w:r>
               <w:rPr>
                 <w:rStyle w:val="Hipervnculo"/>
@@ -1249,7 +1470,7 @@
                 <w:bCs/>
                 <w:noProof/>
               </w:rPr>
-              <w:t>Stock de bodega</w:t>
+              <w:t>Stock en bodega</w:t>
             </w:r>
             <w:r>
               <w:rPr>
@@ -1270,7 +1491,7 @@
                 <w:noProof/>
                 <w:webHidden/>
               </w:rPr>
-              <w:instrText xml:space="preserve"> PAGEREF _Toc243292444 \h </w:instrText>
+              <w:instrText xml:space="preserve"> PAGEREF _Toc243984727 \h </w:instrText>
             </w:r>
             <w:r>
               <w:rPr>
@@ -1313,7 +1534,7 @@
               <w:lang w:eastAsia="es-CL"/>
             </w:rPr>
           </w:pPr>
-          <w:hyperlink w:anchor="_Toc243292445" w:history="1">
+          <w:hyperlink w:anchor="_Toc243984728" w:history="1">
             <w:r>
               <w:rPr>
                 <w:rStyle w:val="Hipervnculo"/>
@@ -1342,7 +1563,7 @@
                 <w:noProof/>
                 <w:webHidden/>
               </w:rPr>
-              <w:instrText xml:space="preserve"> PAGEREF _Toc243292445 \h </w:instrText>
+              <w:instrText xml:space="preserve"> PAGEREF _Toc243984728 \h </w:instrText>
             </w:r>
             <w:r>
               <w:rPr>
@@ -1385,7 +1606,7 @@
               <w:lang w:eastAsia="es-CL"/>
             </w:rPr>
           </w:pPr>
-          <w:hyperlink w:anchor="_Toc243292446" w:history="1">
+          <w:hyperlink w:anchor="_Toc243984729" w:history="1">
             <w:r>
               <w:rPr>
                 <w:rStyle w:val="Hipervnculo"/>
@@ -1393,7 +1614,7 @@
                 <w:bCs/>
                 <w:noProof/>
               </w:rPr>
-              <w:t>Planilla de inventario</w:t>
+              <w:t>Stock detallado</w:t>
             </w:r>
             <w:r>
               <w:rPr>
@@ -1414,7 +1635,7 @@
                 <w:noProof/>
                 <w:webHidden/>
               </w:rPr>
-              <w:instrText xml:space="preserve"> PAGEREF _Toc243292446 \h </w:instrText>
+              <w:instrText xml:space="preserve"> PAGEREF _Toc243984729 \h </w:instrText>
             </w:r>
             <w:r>
               <w:rPr>
@@ -1457,7 +1678,7 @@
               <w:lang w:eastAsia="es-CL"/>
             </w:rPr>
           </w:pPr>
-          <w:hyperlink w:anchor="_Toc243292447" w:history="1">
+          <w:hyperlink w:anchor="_Toc243984730" w:history="1">
             <w:r>
               <w:rPr>
                 <w:rStyle w:val="Hipervnculo"/>
@@ -1465,7 +1686,7 @@
                 <w:bCs/>
                 <w:noProof/>
               </w:rPr>
-              <w:t>Inventario por bodega</w:t>
+              <w:t>Planilla de inventario</w:t>
             </w:r>
             <w:r>
               <w:rPr>
@@ -1486,7 +1707,7 @@
                 <w:noProof/>
                 <w:webHidden/>
               </w:rPr>
-              <w:instrText xml:space="preserve"> PAGEREF _Toc243292447 \h </w:instrText>
+              <w:instrText xml:space="preserve"> PAGEREF _Toc243984730 \h </w:instrText>
             </w:r>
             <w:r>
               <w:rPr>
@@ -1506,7 +1727,7 @@
                 <w:noProof/>
                 <w:webHidden/>
               </w:rPr>
-              <w:t>8</w:t>
+              <w:t>9</w:t>
             </w:r>
             <w:r>
               <w:rPr>
@@ -1529,7 +1750,7 @@
               <w:lang w:eastAsia="es-CL"/>
             </w:rPr>
           </w:pPr>
-          <w:hyperlink w:anchor="_Toc243292448" w:history="1">
+          <w:hyperlink w:anchor="_Toc243984731" w:history="1">
             <w:r>
               <w:rPr>
                 <w:rStyle w:val="Hipervnculo"/>
@@ -1537,7 +1758,7 @@
                 <w:bCs/>
                 <w:noProof/>
               </w:rPr>
-              <w:t>Stock detallado</w:t>
+              <w:t>Movimientos</w:t>
             </w:r>
             <w:r>
               <w:rPr>
@@ -1558,7 +1779,7 @@
                 <w:noProof/>
                 <w:webHidden/>
               </w:rPr>
-              <w:instrText xml:space="preserve"> PAGEREF _Toc243292448 \h </w:instrText>
+              <w:instrText xml:space="preserve"> PAGEREF _Toc243984731 \h </w:instrText>
             </w:r>
             <w:r>
               <w:rPr>
@@ -1601,7 +1822,7 @@
               <w:lang w:eastAsia="es-CL"/>
             </w:rPr>
           </w:pPr>
-          <w:hyperlink w:anchor="_Toc243292449" w:history="1">
+          <w:hyperlink w:anchor="_Toc243984732" w:history="1">
             <w:r>
               <w:rPr>
                 <w:rStyle w:val="Hipervnculo"/>
@@ -1609,7 +1830,7 @@
                 <w:bCs/>
                 <w:noProof/>
               </w:rPr>
-              <w:t>Revisar stock de reserva</w:t>
+              <w:t>Bitácora de camiones</w:t>
             </w:r>
             <w:r>
               <w:rPr>
@@ -1630,7 +1851,7 @@
                 <w:noProof/>
                 <w:webHidden/>
               </w:rPr>
-              <w:instrText xml:space="preserve"> PAGEREF _Toc243292449 \h </w:instrText>
+              <w:instrText xml:space="preserve"> PAGEREF _Toc243984732 \h </w:instrText>
             </w:r>
             <w:r>
               <w:rPr>
@@ -1651,6 +1872,78 @@
                 <w:webHidden/>
               </w:rPr>
               <w:t>9</w:t>
+            </w:r>
+            <w:r>
+              <w:rPr>
+                <w:noProof/>
+                <w:webHidden/>
+              </w:rPr>
+              <w:fldChar w:fldCharType="end"/>
+            </w:r>
+          </w:hyperlink>
+        </w:p>
+        <w:p>
+          <w:pPr>
+            <w:pStyle w:val="TDC2"/>
+            <w:tabs>
+              <w:tab w:val="right" w:leader="dot" w:pos="8828"/>
+            </w:tabs>
+            <w:rPr>
+              <w:rFonts w:eastAsiaTheme="minorEastAsia"/>
+              <w:noProof/>
+              <w:lang w:eastAsia="es-CL"/>
+            </w:rPr>
+          </w:pPr>
+          <w:hyperlink w:anchor="_Toc243984733" w:history="1">
+            <w:r>
+              <w:rPr>
+                <w:rStyle w:val="Hipervnculo"/>
+                <w:b/>
+                <w:bCs/>
+                <w:noProof/>
+              </w:rPr>
+              <w:t>Planilla de ventas</w:t>
+            </w:r>
+            <w:r>
+              <w:rPr>
+                <w:noProof/>
+                <w:webHidden/>
+              </w:rPr>
+              <w:tab/>
+            </w:r>
+            <w:r>
+              <w:rPr>
+                <w:noProof/>
+                <w:webHidden/>
+              </w:rPr>
+              <w:fldChar w:fldCharType="begin"/>
+            </w:r>
+            <w:r>
+              <w:rPr>
+                <w:noProof/>
+                <w:webHidden/>
+              </w:rPr>
+              <w:instrText xml:space="preserve"> PAGEREF _Toc243984733 \h </w:instrText>
+            </w:r>
+            <w:r>
+              <w:rPr>
+                <w:noProof/>
+                <w:webHidden/>
+              </w:rPr>
+            </w:r>
+            <w:r>
+              <w:rPr>
+                <w:noProof/>
+                <w:webHidden/>
+              </w:rPr>
+              <w:fldChar w:fldCharType="separate"/>
+            </w:r>
+            <w:r>
+              <w:rPr>
+                <w:noProof/>
+                <w:webHidden/>
+              </w:rPr>
+              <w:t>10</w:t>
             </w:r>
             <w:r>
               <w:rPr>
@@ -1673,7 +1966,7 @@
               <w:lang w:eastAsia="es-CL"/>
             </w:rPr>
           </w:pPr>
-          <w:hyperlink w:anchor="_Toc243292450" w:history="1">
+          <w:hyperlink w:anchor="_Toc243984734" w:history="1">
             <w:r>
               <w:rPr>
                 <w:rStyle w:val="Hipervnculo"/>
@@ -1681,7 +1974,7 @@
                 <w:bCs/>
                 <w:noProof/>
               </w:rPr>
-              <w:t>Buscar reserva</w:t>
+              <w:t>Ventas</w:t>
             </w:r>
             <w:r>
               <w:rPr>
@@ -1702,7 +1995,7 @@
                 <w:noProof/>
                 <w:webHidden/>
               </w:rPr>
-              <w:instrText xml:space="preserve"> PAGEREF _Toc243292450 \h </w:instrText>
+              <w:instrText xml:space="preserve"> PAGEREF _Toc243984734 \h </w:instrText>
             </w:r>
             <w:r>
               <w:rPr>
@@ -1722,7 +2015,7 @@
                 <w:noProof/>
                 <w:webHidden/>
               </w:rPr>
-              <w:t>9</w:t>
+              <w:t>10</w:t>
             </w:r>
             <w:r>
               <w:rPr>
@@ -1745,7 +2038,7 @@
               <w:lang w:eastAsia="es-CL"/>
             </w:rPr>
           </w:pPr>
-          <w:hyperlink w:anchor="_Toc243292451" w:history="1">
+          <w:hyperlink w:anchor="_Toc243984735" w:history="1">
             <w:r>
               <w:rPr>
                 <w:rStyle w:val="Hipervnculo"/>
@@ -1753,7 +2046,7 @@
                 <w:bCs/>
                 <w:noProof/>
               </w:rPr>
-              <w:t>Revisar reserva</w:t>
+              <w:t>Traspaso</w:t>
             </w:r>
             <w:r>
               <w:rPr>
@@ -1774,7 +2067,7 @@
                 <w:noProof/>
                 <w:webHidden/>
               </w:rPr>
-              <w:instrText xml:space="preserve"> PAGEREF _Toc243292451 \h </w:instrText>
+              <w:instrText xml:space="preserve"> PAGEREF _Toc243984735 \h </w:instrText>
             </w:r>
             <w:r>
               <w:rPr>
@@ -1794,7 +2087,79 @@
                 <w:noProof/>
                 <w:webHidden/>
               </w:rPr>
-              <w:t>9</w:t>
+              <w:t>10</w:t>
+            </w:r>
+            <w:r>
+              <w:rPr>
+                <w:noProof/>
+                <w:webHidden/>
+              </w:rPr>
+              <w:fldChar w:fldCharType="end"/>
+            </w:r>
+          </w:hyperlink>
+        </w:p>
+        <w:p>
+          <w:pPr>
+            <w:pStyle w:val="TDC3"/>
+            <w:tabs>
+              <w:tab w:val="right" w:leader="dot" w:pos="8828"/>
+            </w:tabs>
+            <w:rPr>
+              <w:rFonts w:eastAsiaTheme="minorEastAsia"/>
+              <w:noProof/>
+              <w:lang w:eastAsia="es-CL"/>
+            </w:rPr>
+          </w:pPr>
+          <w:hyperlink w:anchor="_Toc243984736" w:history="1">
+            <w:r>
+              <w:rPr>
+                <w:rStyle w:val="Hipervnculo"/>
+                <w:b/>
+                <w:bCs/>
+                <w:noProof/>
+              </w:rPr>
+              <w:t>Tabla de previsualización</w:t>
+            </w:r>
+            <w:r>
+              <w:rPr>
+                <w:noProof/>
+                <w:webHidden/>
+              </w:rPr>
+              <w:tab/>
+            </w:r>
+            <w:r>
+              <w:rPr>
+                <w:noProof/>
+                <w:webHidden/>
+              </w:rPr>
+              <w:fldChar w:fldCharType="begin"/>
+            </w:r>
+            <w:r>
+              <w:rPr>
+                <w:noProof/>
+                <w:webHidden/>
+              </w:rPr>
+              <w:instrText xml:space="preserve"> PAGEREF _Toc243984736 \h </w:instrText>
+            </w:r>
+            <w:r>
+              <w:rPr>
+                <w:noProof/>
+                <w:webHidden/>
+              </w:rPr>
+            </w:r>
+            <w:r>
+              <w:rPr>
+                <w:noProof/>
+                <w:webHidden/>
+              </w:rPr>
+              <w:fldChar w:fldCharType="separate"/>
+            </w:r>
+            <w:r>
+              <w:rPr>
+                <w:noProof/>
+                <w:webHidden/>
+              </w:rPr>
+              <w:t>11</w:t>
             </w:r>
             <w:r>
               <w:rPr>
@@ -1817,7 +2182,7 @@
               <w:lang w:eastAsia="es-CL"/>
             </w:rPr>
           </w:pPr>
-          <w:hyperlink w:anchor="_Toc243292452" w:history="1">
+          <w:hyperlink w:anchor="_Toc243984737" w:history="1">
             <w:r>
               <w:rPr>
                 <w:rStyle w:val="Hipervnculo"/>
@@ -1825,7 +2190,7 @@
                 <w:bCs/>
                 <w:noProof/>
               </w:rPr>
-              <w:t>Planilla de ventas</w:t>
+              <w:t>Editar contratistas</w:t>
             </w:r>
             <w:r>
               <w:rPr>
@@ -1846,223 +2211,7 @@
                 <w:noProof/>
                 <w:webHidden/>
               </w:rPr>
-              <w:instrText xml:space="preserve"> PAGEREF _Toc243292452 \h </w:instrText>
-            </w:r>
-            <w:r>
-              <w:rPr>
-                <w:noProof/>
-                <w:webHidden/>
-              </w:rPr>
-            </w:r>
-            <w:r>
-              <w:rPr>
-                <w:noProof/>
-                <w:webHidden/>
-              </w:rPr>
-              <w:fldChar w:fldCharType="separate"/>
-            </w:r>
-            <w:r>
-              <w:rPr>
-                <w:noProof/>
-                <w:webHidden/>
-              </w:rPr>
-              <w:t>10</w:t>
-            </w:r>
-            <w:r>
-              <w:rPr>
-                <w:noProof/>
-                <w:webHidden/>
-              </w:rPr>
-              <w:fldChar w:fldCharType="end"/>
-            </w:r>
-          </w:hyperlink>
-        </w:p>
-        <w:p>
-          <w:pPr>
-            <w:pStyle w:val="TDC3"/>
-            <w:tabs>
-              <w:tab w:val="right" w:leader="dot" w:pos="8828"/>
-            </w:tabs>
-            <w:rPr>
-              <w:rFonts w:eastAsiaTheme="minorEastAsia"/>
-              <w:noProof/>
-              <w:lang w:eastAsia="es-CL"/>
-            </w:rPr>
-          </w:pPr>
-          <w:hyperlink w:anchor="_Toc243292453" w:history="1">
-            <w:r>
-              <w:rPr>
-                <w:rStyle w:val="Hipervnculo"/>
-                <w:b/>
-                <w:bCs/>
-                <w:noProof/>
-              </w:rPr>
-              <w:t>Ventas</w:t>
-            </w:r>
-            <w:r>
-              <w:rPr>
-                <w:noProof/>
-                <w:webHidden/>
-              </w:rPr>
-              <w:tab/>
-            </w:r>
-            <w:r>
-              <w:rPr>
-                <w:noProof/>
-                <w:webHidden/>
-              </w:rPr>
-              <w:fldChar w:fldCharType="begin"/>
-            </w:r>
-            <w:r>
-              <w:rPr>
-                <w:noProof/>
-                <w:webHidden/>
-              </w:rPr>
-              <w:instrText xml:space="preserve"> PAGEREF _Toc243292453 \h </w:instrText>
-            </w:r>
-            <w:r>
-              <w:rPr>
-                <w:noProof/>
-                <w:webHidden/>
-              </w:rPr>
-            </w:r>
-            <w:r>
-              <w:rPr>
-                <w:noProof/>
-                <w:webHidden/>
-              </w:rPr>
-              <w:fldChar w:fldCharType="separate"/>
-            </w:r>
-            <w:r>
-              <w:rPr>
-                <w:noProof/>
-                <w:webHidden/>
-              </w:rPr>
-              <w:t>10</w:t>
-            </w:r>
-            <w:r>
-              <w:rPr>
-                <w:noProof/>
-                <w:webHidden/>
-              </w:rPr>
-              <w:fldChar w:fldCharType="end"/>
-            </w:r>
-          </w:hyperlink>
-        </w:p>
-        <w:p>
-          <w:pPr>
-            <w:pStyle w:val="TDC3"/>
-            <w:tabs>
-              <w:tab w:val="right" w:leader="dot" w:pos="8828"/>
-            </w:tabs>
-            <w:rPr>
-              <w:rFonts w:eastAsiaTheme="minorEastAsia"/>
-              <w:noProof/>
-              <w:lang w:eastAsia="es-CL"/>
-            </w:rPr>
-          </w:pPr>
-          <w:hyperlink w:anchor="_Toc243292454" w:history="1">
-            <w:r>
-              <w:rPr>
-                <w:rStyle w:val="Hipervnculo"/>
-                <w:b/>
-                <w:bCs/>
-                <w:noProof/>
-              </w:rPr>
-              <w:t>Traspaso</w:t>
-            </w:r>
-            <w:r>
-              <w:rPr>
-                <w:noProof/>
-                <w:webHidden/>
-              </w:rPr>
-              <w:tab/>
-            </w:r>
-            <w:r>
-              <w:rPr>
-                <w:noProof/>
-                <w:webHidden/>
-              </w:rPr>
-              <w:fldChar w:fldCharType="begin"/>
-            </w:r>
-            <w:r>
-              <w:rPr>
-                <w:noProof/>
-                <w:webHidden/>
-              </w:rPr>
-              <w:instrText xml:space="preserve"> PAGEREF _Toc243292454 \h </w:instrText>
-            </w:r>
-            <w:r>
-              <w:rPr>
-                <w:noProof/>
-                <w:webHidden/>
-              </w:rPr>
-            </w:r>
-            <w:r>
-              <w:rPr>
-                <w:noProof/>
-                <w:webHidden/>
-              </w:rPr>
-              <w:fldChar w:fldCharType="separate"/>
-            </w:r>
-            <w:r>
-              <w:rPr>
-                <w:noProof/>
-                <w:webHidden/>
-              </w:rPr>
-              <w:t>10</w:t>
-            </w:r>
-            <w:r>
-              <w:rPr>
-                <w:noProof/>
-                <w:webHidden/>
-              </w:rPr>
-              <w:fldChar w:fldCharType="end"/>
-            </w:r>
-          </w:hyperlink>
-        </w:p>
-        <w:p>
-          <w:pPr>
-            <w:pStyle w:val="TDC2"/>
-            <w:tabs>
-              <w:tab w:val="right" w:leader="dot" w:pos="8828"/>
-            </w:tabs>
-            <w:rPr>
-              <w:rFonts w:eastAsiaTheme="minorEastAsia"/>
-              <w:noProof/>
-              <w:lang w:eastAsia="es-CL"/>
-            </w:rPr>
-          </w:pPr>
-          <w:hyperlink w:anchor="_Toc243292455" w:history="1">
-            <w:r>
-              <w:rPr>
-                <w:rStyle w:val="Hipervnculo"/>
-                <w:b/>
-                <w:bCs/>
-                <w:noProof/>
-              </w:rPr>
-              <w:t>Editar contratistas</w:t>
-            </w:r>
-            <w:r>
-              <w:rPr>
-                <w:noProof/>
-                <w:webHidden/>
-              </w:rPr>
-              <w:tab/>
-            </w:r>
-            <w:r>
-              <w:rPr>
-                <w:noProof/>
-                <w:webHidden/>
-              </w:rPr>
-              <w:fldChar w:fldCharType="begin"/>
-            </w:r>
-            <w:r>
-              <w:rPr>
-                <w:noProof/>
-                <w:webHidden/>
-              </w:rPr>
-              <w:instrText xml:space="preserve"> PAGEREF _Toc243292455 \h </w:instrText>
+              <w:instrText xml:space="preserve"> PAGEREF _Toc243984737 \h </w:instrText>
             </w:r>
             <w:r>
               <w:rPr>
@@ -2115,7 +2264,7 @@
           <w:color w:val="auto"/>
         </w:rPr>
       </w:pPr>
-      <w:bookmarkStart w:id="0" w:name="_Toc243292428"/>
+      <w:bookmarkStart w:id="0" w:name="_Toc243984708"/>
       <w:r>
         <w:rPr>
           <w:b/>
@@ -2148,7 +2297,7 @@
           <w:color w:val="auto"/>
         </w:rPr>
       </w:pPr>
-      <w:bookmarkStart w:id="1" w:name="_Toc243292429"/>
+      <w:bookmarkStart w:id="1" w:name="_Toc243984709"/>
       <w:r>
         <w:rPr>
           <w:b/>
@@ -2227,7 +2376,15 @@
         <w:t>límite</w:t>
       </w:r>
       <w:r>
-        <w:t xml:space="preserve"> de espacio permitido, que una ve se pase comenzara a exigir un pago para ampliarse, estar atento con lo que se suba para evitar llegar a ese límite de 500MB.</w:t>
+        <w:t xml:space="preserve"> de espacio permitido, que una </w:t>
+      </w:r>
+      <w:proofErr w:type="spellStart"/>
+      <w:r>
+        <w:t>ve</w:t>
+      </w:r>
+      <w:proofErr w:type="spellEnd"/>
+      <w:r>
+        <w:t xml:space="preserve"> se pase comenzara a exigir un pago para ampliarse, estar atento con lo que se suba para evitar llegar a ese límite de 500MB.</w:t>
       </w:r>
     </w:p>
     <w:p>
@@ -2256,14 +2413,13 @@
           <w:color w:val="auto"/>
         </w:rPr>
       </w:pPr>
-      <w:bookmarkStart w:id="2" w:name="_Toc243292430"/>
-      <w:r>
-        <w:rPr>
-          <w:b/>
-          <w:bCs/>
-          <w:color w:val="auto"/>
-        </w:rPr>
-        <w:lastRenderedPageBreak/>
+      <w:bookmarkStart w:id="2" w:name="_Toc243984710"/>
+      <w:r>
+        <w:rPr>
+          <w:b/>
+          <w:bCs/>
+          <w:color w:val="auto"/>
+        </w:rPr>
         <w:t>Inventario y tabla general</w:t>
       </w:r>
       <w:bookmarkEnd w:id="2"/>
@@ -2396,7 +2552,15 @@
     </w:p>
     <w:p>
       <w:r>
-        <w:t>La navbar (barra de navegación que está en la parte superior del programa)</w:t>
+        <w:t xml:space="preserve">La </w:t>
+      </w:r>
+      <w:proofErr w:type="spellStart"/>
+      <w:r>
+        <w:t>navbar</w:t>
+      </w:r>
+      <w:proofErr w:type="spellEnd"/>
+      <w:r>
+        <w:t xml:space="preserve"> (barra de navegación que está en la parte superior del programa)</w:t>
       </w:r>
       <w:r>
         <w:t xml:space="preserve"> tiene varias funciones:</w:t>
@@ -2483,7 +2647,23 @@
         </w:numPr>
       </w:pPr>
       <w:r>
-        <w:t>El botón admin llevara a la pantalla de admin.</w:t>
+        <w:t xml:space="preserve">El botón </w:t>
+      </w:r>
+      <w:proofErr w:type="spellStart"/>
+      <w:r>
+        <w:t>admin</w:t>
+      </w:r>
+      <w:proofErr w:type="spellEnd"/>
+      <w:r>
+        <w:t xml:space="preserve"> llevara a la pantalla de </w:t>
+      </w:r>
+      <w:proofErr w:type="spellStart"/>
+      <w:r>
+        <w:t>admin</w:t>
+      </w:r>
+      <w:proofErr w:type="spellEnd"/>
+      <w:r>
+        <w:t>.</w:t>
       </w:r>
     </w:p>
     <w:p>
@@ -2653,7 +2833,15 @@
     </w:p>
     <w:p>
       <w:r>
-        <w:t xml:space="preserve">El primer botón permite limpiar las columnas de inventario y comentario, para iniciar un nuevo periodo de inventario, realizar esta acción pedirá la contraseña de admin. El segundo botón permite descargar la planilla, se </w:t>
+        <w:t xml:space="preserve">El primer botón permite limpiar las columnas de inventario y comentario, para iniciar un nuevo periodo de inventario, realizar esta acción pedirá la contraseña de </w:t>
+      </w:r>
+      <w:proofErr w:type="spellStart"/>
+      <w:r>
+        <w:t>admin</w:t>
+      </w:r>
+      <w:proofErr w:type="spellEnd"/>
+      <w:r>
+        <w:t xml:space="preserve">. El segundo botón permite descargar la planilla, se </w:t>
       </w:r>
       <w:r>
         <w:t>descargará</w:t>
@@ -2671,7 +2859,7 @@
           <w:color w:val="auto"/>
         </w:rPr>
       </w:pPr>
-      <w:bookmarkStart w:id="3" w:name="_Toc243292431"/>
+      <w:bookmarkStart w:id="3" w:name="_Toc243984711"/>
       <w:r>
         <w:rPr>
           <w:b/>
@@ -2740,17 +2928,43 @@
     </w:p>
     <w:p>
       <w:r>
-        <w:t>Se puede modificar los datos del material si se usa la contraseña de admin.</w:t>
-      </w:r>
-    </w:p>
-    <w:p>
-      <w:r>
-        <w:t>La sección derecha esta diseñada para que se realice el inventario, digitando la cantidad que se cuenta y pudiendo dejar algún comentario, una vez enviado lo contado se mostrara automáticamente en la tabla principal.</w:t>
-      </w:r>
-    </w:p>
-    <w:p>
-      <w:r>
-        <w:t>El punto de color junto al titulo de la pagina es el color que tiene su celda en la tabla principal.</w:t>
+        <w:t xml:space="preserve">Se puede modificar los datos del material si se usa la contraseña de </w:t>
+      </w:r>
+      <w:proofErr w:type="spellStart"/>
+      <w:r>
+        <w:t>admin</w:t>
+      </w:r>
+      <w:proofErr w:type="spellEnd"/>
+      <w:r>
+        <w:t>.</w:t>
+      </w:r>
+    </w:p>
+    <w:p>
+      <w:r>
+        <w:t xml:space="preserve">La sección derecha </w:t>
+      </w:r>
+      <w:r>
+        <w:t>está</w:t>
+      </w:r>
+      <w:r>
+        <w:t xml:space="preserve"> diseñada para que se realice el inventario, digitando la cantidad que se cuenta y pudiendo dejar algún comentario, una vez enviado lo contado se mostrara automáticamente en la tabla principal.</w:t>
+      </w:r>
+    </w:p>
+    <w:p>
+      <w:r>
+        <w:t xml:space="preserve">El punto de color junto al </w:t>
+      </w:r>
+      <w:r>
+        <w:t>título</w:t>
+      </w:r>
+      <w:r>
+        <w:t xml:space="preserve"> de la </w:t>
+      </w:r>
+      <w:r>
+        <w:t>página</w:t>
+      </w:r>
+      <w:r>
+        <w:t xml:space="preserve"> es el color que tiene su celda en la tabla principal.</w:t>
       </w:r>
     </w:p>
     <w:p>
@@ -2762,7 +2976,8 @@
           <w:color w:val="auto"/>
         </w:rPr>
       </w:pPr>
-      <w:bookmarkStart w:id="4" w:name="_Toc243292432"/>
+      <w:bookmarkStart w:id="4" w:name="_Toc243984712"/>
+      <w:proofErr w:type="spellStart"/>
       <w:r>
         <w:rPr>
           <w:b/>
@@ -2772,6 +2987,7 @@
         <w:t>Admin</w:t>
       </w:r>
       <w:bookmarkEnd w:id="4"/>
+      <w:proofErr w:type="spellEnd"/>
     </w:p>
     <w:p>
       <w:pPr>
@@ -2820,7 +3036,15 @@
     </w:p>
     <w:p>
       <w:r>
-        <w:t>Para entrar a esta sección se necesita de digitar la contraseña de admin, una vez se permita el acceso aparecerán botones (los cuales se pueden agrandar) que permitirán realizar las siguientes acciones.</w:t>
+        <w:t xml:space="preserve">Para entrar a esta sección se necesita de digitar la contraseña de </w:t>
+      </w:r>
+      <w:proofErr w:type="spellStart"/>
+      <w:r>
+        <w:t>admin</w:t>
+      </w:r>
+      <w:proofErr w:type="spellEnd"/>
+      <w:r>
+        <w:t>, una vez se permita el acceso aparecerán botones (los cuales se pueden agrandar) que permitirán realizar las siguientes acciones.</w:t>
       </w:r>
     </w:p>
     <w:p>
@@ -2832,7 +3056,7 @@
           <w:color w:val="auto"/>
         </w:rPr>
       </w:pPr>
-      <w:bookmarkStart w:id="5" w:name="_Toc243292433"/>
+      <w:bookmarkStart w:id="5" w:name="_Toc243984713"/>
       <w:r>
         <w:rPr>
           <w:b/>
@@ -2898,12 +3122,24 @@
     </w:p>
     <w:p>
       <w:r>
-        <w:t>Mientras se importan datos se bloquearán funciones de la pagina para evitar errores de subida.</w:t>
-      </w:r>
-    </w:p>
-    <w:p>
-      <w:r>
-        <w:t>Se indica cuando fue la ultima vez que se cargaron materiales de cada sección.</w:t>
+        <w:t xml:space="preserve">Mientras se importan datos se bloquearán funciones de la </w:t>
+      </w:r>
+      <w:r>
+        <w:t>página</w:t>
+      </w:r>
+      <w:r>
+        <w:t xml:space="preserve"> para evitar errores de subida.</w:t>
+      </w:r>
+    </w:p>
+    <w:p>
+      <w:r>
+        <w:t xml:space="preserve">Se indica cuando fue la </w:t>
+      </w:r>
+      <w:r>
+        <w:t>última</w:t>
+      </w:r>
+      <w:r>
+        <w:t xml:space="preserve"> vez que se cargaron materiales de cada sección.</w:t>
       </w:r>
     </w:p>
     <w:p>
@@ -2915,7 +3151,7 @@
           <w:color w:val="auto"/>
         </w:rPr>
       </w:pPr>
-      <w:bookmarkStart w:id="6" w:name="_Toc243292434"/>
+      <w:bookmarkStart w:id="6" w:name="_Toc243984714"/>
       <w:r>
         <w:rPr>
           <w:b/>
@@ -2940,7 +3176,7 @@
           <w:color w:val="auto"/>
         </w:rPr>
       </w:pPr>
-      <w:bookmarkStart w:id="7" w:name="_Toc243292435"/>
+      <w:bookmarkStart w:id="7" w:name="_Toc243984715"/>
       <w:r>
         <w:rPr>
           <w:b/>
@@ -2965,7 +3201,7 @@
           <w:color w:val="auto"/>
         </w:rPr>
       </w:pPr>
-      <w:bookmarkStart w:id="8" w:name="_Toc243292436"/>
+      <w:bookmarkStart w:id="8" w:name="_Toc243984716"/>
       <w:r>
         <w:rPr>
           <w:b/>
@@ -2978,7 +3214,15 @@
     </w:p>
     <w:p>
       <w:r>
-        <w:t>Planilla de ubicaciones oficial, la filtrara para tomar en cuenta solo la bodega M501, añadiéndole una ubicación y sub-ubicación a cada código encontrado.</w:t>
+        <w:t xml:space="preserve">Planilla de ubicaciones oficial, la filtrara para tomar en cuenta solo la bodega M501, añadiéndole una ubicación y </w:t>
+      </w:r>
+      <w:proofErr w:type="spellStart"/>
+      <w:r>
+        <w:t>sub-ubicación</w:t>
+      </w:r>
+      <w:proofErr w:type="spellEnd"/>
+      <w:r>
+        <w:t xml:space="preserve"> a cada código encontrado.</w:t>
       </w:r>
     </w:p>
     <w:p>
@@ -2990,7 +3234,7 @@
           <w:color w:val="auto"/>
         </w:rPr>
       </w:pPr>
-      <w:bookmarkStart w:id="9" w:name="_Toc243292437"/>
+      <w:bookmarkStart w:id="9" w:name="_Toc243984717"/>
       <w:r>
         <w:rPr>
           <w:b/>
@@ -3015,7 +3259,7 @@
           <w:color w:val="auto"/>
         </w:rPr>
       </w:pPr>
-      <w:bookmarkStart w:id="10" w:name="_Toc243292438"/>
+      <w:bookmarkStart w:id="10" w:name="_Toc243984718"/>
       <w:r>
         <w:rPr>
           <w:b/>
@@ -3040,7 +3284,7 @@
           <w:color w:val="auto"/>
         </w:rPr>
       </w:pPr>
-      <w:bookmarkStart w:id="11" w:name="_Toc243292439"/>
+      <w:bookmarkStart w:id="11" w:name="_Toc243984719"/>
       <w:r>
         <w:rPr>
           <w:b/>
@@ -3065,6 +3309,7 @@
           <w:color w:val="auto"/>
         </w:rPr>
       </w:pPr>
+      <w:bookmarkStart w:id="12" w:name="_Toc243984720"/>
       <w:r>
         <w:rPr>
           <w:b/>
@@ -3073,10 +3318,17 @@
         </w:rPr>
         <w:t>Movimientos</w:t>
       </w:r>
-    </w:p>
-    <w:p>
-      <w:r>
-        <w:t>En esta sección se carga una planilla de solo una columna los códigos de los materiales que han tenido movimiento recientemente. Cada vez que se carga esta sección, los datos reemplazan los datos cargados enterioremente.</w:t>
+      <w:bookmarkEnd w:id="12"/>
+    </w:p>
+    <w:p>
+      <w:r>
+        <w:t xml:space="preserve">En esta sección se carga una planilla de solo una columna los códigos de los materiales que han tenido movimiento recientemente. Cada vez que se carga esta sección, los datos reemplazan los datos cargados </w:t>
+      </w:r>
+      <w:r>
+        <w:t>anteriormente</w:t>
+      </w:r>
+      <w:r>
+        <w:t>.</w:t>
       </w:r>
     </w:p>
     <w:p>
@@ -3088,7 +3340,7 @@
           <w:color w:val="auto"/>
         </w:rPr>
       </w:pPr>
-      <w:bookmarkStart w:id="12" w:name="_Toc243292440"/>
+      <w:bookmarkStart w:id="13" w:name="_Toc243984721"/>
       <w:r>
         <w:rPr>
           <w:b/>
@@ -3098,17 +3350,33 @@
         <w:lastRenderedPageBreak/>
         <w:t>Cargar QR</w:t>
       </w:r>
-      <w:bookmarkEnd w:id="12"/>
+      <w:bookmarkEnd w:id="13"/>
     </w:p>
     <w:p>
       <w:r>
         <w:t xml:space="preserve">Carga imágenes .png </w:t>
       </w:r>
       <w:r>
-        <w:t xml:space="preserve">o .jpg </w:t>
-      </w:r>
-      <w:r>
-        <w:t>de los códigos QR de los materiales, se debe seleccionar una carpeta con archivos y solo subirá aquellos que tengan un peso menor a 100KB y tengan este formato de nombre “qr_codigo de material”</w:t>
+        <w:t>o .</w:t>
+      </w:r>
+      <w:proofErr w:type="spellStart"/>
+      <w:r>
+        <w:t>jpg</w:t>
+      </w:r>
+      <w:proofErr w:type="spellEnd"/>
+      <w:r>
+        <w:t xml:space="preserve"> </w:t>
+      </w:r>
+      <w:r>
+        <w:t>de los códigos QR de los materiales, se debe seleccionar una carpeta con archivos y solo subirá aquellos que tengan un peso menor a 100KB y tengan este formato de nombre “</w:t>
+      </w:r>
+      <w:proofErr w:type="spellStart"/>
+      <w:r>
+        <w:t>qr_codigo</w:t>
+      </w:r>
+      <w:proofErr w:type="spellEnd"/>
+      <w:r>
+        <w:t xml:space="preserve"> de material”</w:t>
       </w:r>
       <w:r>
         <w:t xml:space="preserve"> con alguna de las extensiones indicadas</w:t>
@@ -3131,7 +3399,7 @@
           <w:color w:val="auto"/>
         </w:rPr>
       </w:pPr>
-      <w:bookmarkStart w:id="13" w:name="_Toc243292441"/>
+      <w:bookmarkStart w:id="14" w:name="_Toc243984722"/>
       <w:r>
         <w:rPr>
           <w:b/>
@@ -3140,17 +3408,22 @@
         </w:rPr>
         <w:t>Cargar rombo</w:t>
       </w:r>
-      <w:bookmarkEnd w:id="13"/>
+      <w:bookmarkEnd w:id="14"/>
     </w:p>
     <w:p>
       <w:r>
         <w:t>Carga imágenes .png de los rombos de los materiales, se debe seleccionar una carpeta con archivos y solo subirá aquellos que tengan un peso menor a 100KB y tengan este formato de nombre “</w:t>
       </w:r>
+      <w:proofErr w:type="spellStart"/>
       <w:r>
         <w:t>rombo</w:t>
       </w:r>
       <w:r>
-        <w:t xml:space="preserve">_codigo de material”, </w:t>
+        <w:t>_codigo</w:t>
+      </w:r>
+      <w:proofErr w:type="spellEnd"/>
+      <w:r>
+        <w:t xml:space="preserve"> de material”, </w:t>
       </w:r>
       <w:r>
         <w:t xml:space="preserve">con algunas de las extensiones </w:t>
@@ -3176,7 +3449,7 @@
           <w:color w:val="auto"/>
         </w:rPr>
       </w:pPr>
-      <w:bookmarkStart w:id="14" w:name="_Toc243292442"/>
+      <w:bookmarkStart w:id="15" w:name="_Toc243984723"/>
       <w:r>
         <w:rPr>
           <w:b/>
@@ -3185,11 +3458,19 @@
         </w:rPr>
         <w:t>Cargar fotos</w:t>
       </w:r>
-      <w:bookmarkEnd w:id="14"/>
-    </w:p>
-    <w:p>
-      <w:r>
-        <w:t xml:space="preserve">Carga imágenes .png de los rombos de los materiales, se debe seleccionar una carpeta con archivos y solo subirá aquellos que tengan un peso menor a 100KB y tengan este formato de nombre “foto_codigo de material”, con algunas de las extensiones </w:t>
+      <w:bookmarkEnd w:id="15"/>
+    </w:p>
+    <w:p>
+      <w:r>
+        <w:t>Carga imágenes .png de los rombos de los materiales, se debe seleccionar una carpeta con archivos y solo subirá aquellos que tengan un peso menor a 100KB y tengan este formato de nombre “</w:t>
+      </w:r>
+      <w:proofErr w:type="spellStart"/>
+      <w:r>
+        <w:t>foto_codigo</w:t>
+      </w:r>
+      <w:proofErr w:type="spellEnd"/>
+      <w:r>
+        <w:t xml:space="preserve"> de material”, con algunas de las extensiones </w:t>
       </w:r>
       <w:r>
         <w:t>indicadas, rescatando</w:t>
@@ -3212,7 +3493,7 @@
           <w:color w:val="auto"/>
         </w:rPr>
       </w:pPr>
-      <w:bookmarkStart w:id="15" w:name="_Toc243292449"/>
+      <w:bookmarkStart w:id="16" w:name="_Toc243984724"/>
       <w:r>
         <w:rPr>
           <w:b/>
@@ -3221,7 +3502,7 @@
         </w:rPr>
         <w:t>Revisar stock de reserva</w:t>
       </w:r>
-      <w:bookmarkEnd w:id="15"/>
+      <w:bookmarkEnd w:id="16"/>
     </w:p>
     <w:p>
       <w:r>
@@ -3279,7 +3560,7 @@
           <w:color w:val="auto"/>
         </w:rPr>
       </w:pPr>
-      <w:bookmarkStart w:id="16" w:name="_Toc243292450"/>
+      <w:bookmarkStart w:id="17" w:name="_Toc243984725"/>
       <w:r>
         <w:rPr>
           <w:b/>
@@ -3289,7 +3570,7 @@
         <w:lastRenderedPageBreak/>
         <w:t>Buscar reserva</w:t>
       </w:r>
-      <w:bookmarkEnd w:id="16"/>
+      <w:bookmarkEnd w:id="17"/>
     </w:p>
     <w:p>
       <w:r>
@@ -3305,7 +3586,7 @@
           <w:color w:val="auto"/>
         </w:rPr>
       </w:pPr>
-      <w:bookmarkStart w:id="17" w:name="_Toc243292451"/>
+      <w:bookmarkStart w:id="18" w:name="_Toc243984726"/>
       <w:r>
         <w:rPr>
           <w:b/>
@@ -3314,7 +3595,7 @@
         </w:rPr>
         <w:t>Revisar reserva</w:t>
       </w:r>
-      <w:bookmarkEnd w:id="17"/>
+      <w:bookmarkEnd w:id="18"/>
     </w:p>
     <w:p>
       <w:r>
@@ -3330,7 +3611,7 @@
           <w:color w:val="auto"/>
         </w:rPr>
       </w:pPr>
-      <w:bookmarkStart w:id="18" w:name="_Toc243292444"/>
+      <w:bookmarkStart w:id="19" w:name="_Toc243984727"/>
       <w:r>
         <w:rPr>
           <w:b/>
@@ -3355,7 +3636,7 @@
         </w:rPr>
         <w:t xml:space="preserve"> bodega</w:t>
       </w:r>
-      <w:bookmarkEnd w:id="18"/>
+      <w:bookmarkEnd w:id="19"/>
     </w:p>
     <w:p>
       <w:r>
@@ -3416,7 +3697,7 @@
           <w:color w:val="auto"/>
         </w:rPr>
       </w:pPr>
-      <w:bookmarkStart w:id="19" w:name="_Toc243292445"/>
+      <w:bookmarkStart w:id="20" w:name="_Toc243984728"/>
       <w:r>
         <w:rPr>
           <w:b/>
@@ -3425,7 +3706,7 @@
         </w:rPr>
         <w:t>Stock regional</w:t>
       </w:r>
-      <w:bookmarkEnd w:id="19"/>
+      <w:bookmarkEnd w:id="20"/>
     </w:p>
     <w:p>
       <w:r>
@@ -3480,10 +3761,7 @@
         <w:t xml:space="preserve"> stock de todas las bodegas y la totalidad del stock entre las bodegas de la región.</w:t>
       </w:r>
       <w:r>
-        <w:t xml:space="preserve"> </w:t>
-      </w:r>
-      <w:r>
-        <w:t>A esta sección se le pueden aplicar los mismos filtros que a la tabla principal.</w:t>
+        <w:t xml:space="preserve"> A esta sección se le pueden aplicar los mismos filtros que a la tabla principal.</w:t>
       </w:r>
     </w:p>
     <w:p>
@@ -3495,7 +3773,7 @@
           <w:color w:val="auto"/>
         </w:rPr>
       </w:pPr>
-      <w:bookmarkStart w:id="20" w:name="_Toc243292448"/>
+      <w:bookmarkStart w:id="21" w:name="_Toc243984729"/>
       <w:r>
         <w:rPr>
           <w:b/>
@@ -3504,7 +3782,7 @@
         </w:rPr>
         <w:t>Stock detallado</w:t>
       </w:r>
-      <w:bookmarkEnd w:id="20"/>
+      <w:bookmarkEnd w:id="21"/>
     </w:p>
     <w:p>
       <w:r>
@@ -3553,10 +3831,7 @@
         <w:t>Se genera una planilla descargable que muestra los datos principales de los materiales, hecho en base a planilla usada actualmente.</w:t>
       </w:r>
       <w:r>
-        <w:t xml:space="preserve"> </w:t>
-      </w:r>
-      <w:r>
-        <w:t>A esta sección se le pueden aplicar los mismos filtros que a la tabla principal.</w:t>
+        <w:t xml:space="preserve"> A esta sección se le pueden aplicar los mismos filtros que a la tabla principal.</w:t>
       </w:r>
     </w:p>
     <w:p>
@@ -3568,7 +3843,7 @@
           <w:color w:val="auto"/>
         </w:rPr>
       </w:pPr>
-      <w:bookmarkStart w:id="21" w:name="_Toc243292446"/>
+      <w:bookmarkStart w:id="22" w:name="_Toc243984730"/>
       <w:r>
         <w:rPr>
           <w:b/>
@@ -3578,7 +3853,7 @@
         <w:lastRenderedPageBreak/>
         <w:t>Planilla de inventario</w:t>
       </w:r>
-      <w:bookmarkEnd w:id="21"/>
+      <w:bookmarkEnd w:id="22"/>
     </w:p>
     <w:p>
       <w:r>
@@ -3627,10 +3902,7 @@
         <w:t>Se genera una planilla descargable para realizar inventario físico en la bodega M501, permite traspasar datos de las columnas de stock reales o de inventario para que se auto rellene la planilla.</w:t>
       </w:r>
       <w:r>
-        <w:t xml:space="preserve"> </w:t>
-      </w:r>
-      <w:r>
-        <w:t>A esta sección se le pueden aplicar los mismos filtros que a la tabla principal.</w:t>
+        <w:t xml:space="preserve"> A esta sección se le pueden aplicar los mismos filtros que a la tabla principal.</w:t>
       </w:r>
     </w:p>
     <w:p>
@@ -3642,6 +3914,7 @@
           <w:color w:val="auto"/>
         </w:rPr>
       </w:pPr>
+      <w:bookmarkStart w:id="23" w:name="_Toc243984731"/>
       <w:r>
         <w:rPr>
           <w:b/>
@@ -3650,9 +3923,13 @@
         </w:rPr>
         <w:t>Movimientos</w:t>
       </w:r>
-    </w:p>
-    <w:p>
-      <w:r>
+      <w:bookmarkEnd w:id="23"/>
+    </w:p>
+    <w:p>
+      <w:r>
+        <w:rPr>
+          <w:noProof/>
+        </w:rPr>
         <w:drawing>
           <wp:inline distT="0" distB="0" distL="0" distR="0" wp14:anchorId="62B6A063" wp14:editId="25C94E86">
             <wp:extent cx="5612130" cy="842645"/>
@@ -3713,7 +3990,7 @@
           <w:color w:val="auto"/>
         </w:rPr>
       </w:pPr>
-      <w:bookmarkStart w:id="22" w:name="_Toc243292443"/>
+      <w:bookmarkStart w:id="24" w:name="_Toc243984732"/>
       <w:r>
         <w:rPr>
           <w:b/>
@@ -3722,7 +3999,7 @@
         </w:rPr>
         <w:t>Bitácora de camiones</w:t>
       </w:r>
-      <w:bookmarkEnd w:id="22"/>
+      <w:bookmarkEnd w:id="24"/>
     </w:p>
     <w:p>
       <w:r>
@@ -3768,7 +4045,15 @@
     </w:p>
     <w:p>
       <w:r>
-        <w:t>Se puede generar y buscar planillas de bitácora para los camiones, permite subir una firma digital, cada cambio puede ser visible por un admin en una sección especial.</w:t>
+        <w:t xml:space="preserve">Se puede generar y buscar planillas de bitácora para los camiones, permite subir una firma digital, cada cambio puede ser visible por un </w:t>
+      </w:r>
+      <w:proofErr w:type="spellStart"/>
+      <w:r>
+        <w:t>admin</w:t>
+      </w:r>
+      <w:proofErr w:type="spellEnd"/>
+      <w:r>
+        <w:t xml:space="preserve"> en una sección especial.</w:t>
       </w:r>
     </w:p>
     <w:p>
@@ -3780,7 +4065,7 @@
           <w:color w:val="auto"/>
         </w:rPr>
       </w:pPr>
-      <w:bookmarkStart w:id="23" w:name="_Toc243292452"/>
+      <w:bookmarkStart w:id="25" w:name="_Toc243984733"/>
       <w:r>
         <w:rPr>
           <w:b/>
@@ -3790,7 +4075,7 @@
         <w:lastRenderedPageBreak/>
         <w:t>Planilla de ventas</w:t>
       </w:r>
-      <w:bookmarkEnd w:id="23"/>
+      <w:bookmarkEnd w:id="25"/>
     </w:p>
     <w:p>
       <w:r>
@@ -3861,7 +4146,7 @@
           <w:color w:val="auto"/>
         </w:rPr>
       </w:pPr>
-      <w:bookmarkStart w:id="24" w:name="_Toc243292453"/>
+      <w:bookmarkStart w:id="26" w:name="_Toc243984734"/>
       <w:r>
         <w:rPr>
           <w:b/>
@@ -3870,7 +4155,7 @@
         </w:rPr>
         <w:t>Ventas</w:t>
       </w:r>
-      <w:bookmarkEnd w:id="24"/>
+      <w:bookmarkEnd w:id="26"/>
     </w:p>
     <w:p>
       <w:r>
@@ -3892,7 +4177,7 @@
           <w:color w:val="auto"/>
         </w:rPr>
       </w:pPr>
-      <w:bookmarkStart w:id="25" w:name="_Toc243292454"/>
+      <w:bookmarkStart w:id="27" w:name="_Toc243984735"/>
       <w:r>
         <w:rPr>
           <w:b/>
@@ -3901,7 +4186,7 @@
         </w:rPr>
         <w:t>Traspaso</w:t>
       </w:r>
-      <w:bookmarkEnd w:id="25"/>
+      <w:bookmarkEnd w:id="27"/>
     </w:p>
     <w:p>
       <w:r>
@@ -3919,6 +4204,7 @@
           <w:color w:val="auto"/>
         </w:rPr>
       </w:pPr>
+      <w:bookmarkStart w:id="28" w:name="_Toc243984736"/>
       <w:r>
         <w:rPr>
           <w:b/>
@@ -3927,6 +4213,7 @@
         </w:rPr>
         <w:t>Tabla de previsualización</w:t>
       </w:r>
+      <w:bookmarkEnd w:id="28"/>
     </w:p>
     <w:p>
       <w:r>
@@ -3982,7 +4269,15 @@
     </w:p>
     <w:p>
       <w:r>
-        <w:t>Por ultimo se permite descargar la planilla mensual y de meses pasados o una planilla del año completo</w:t>
+        <w:t xml:space="preserve">Por </w:t>
+      </w:r>
+      <w:proofErr w:type="spellStart"/>
+      <w:r>
+        <w:t>ultimo</w:t>
+      </w:r>
+      <w:proofErr w:type="spellEnd"/>
+      <w:r>
+        <w:t xml:space="preserve"> se permite descargar la planilla mensual y de meses pasados o una planilla del año completo</w:t>
       </w:r>
       <w:r>
         <w:t xml:space="preserve"> en su versión completa o para generar una planilla de para reservar esos materiales</w:t>
@@ -4000,7 +4295,7 @@
           <w:color w:val="auto"/>
         </w:rPr>
       </w:pPr>
-      <w:bookmarkStart w:id="26" w:name="_Toc243292455"/>
+      <w:bookmarkStart w:id="29" w:name="_Toc243984737"/>
       <w:r>
         <w:rPr>
           <w:b/>
@@ -4009,7 +4304,7 @@
         </w:rPr>
         <w:t>Editar contratistas</w:t>
       </w:r>
-      <w:bookmarkEnd w:id="26"/>
+      <w:bookmarkEnd w:id="29"/>
     </w:p>
     <w:p>
       <w:r>

--- a/manual de uso/Manual de uso general.docx
+++ b/manual de uso/Manual de uso general.docx
@@ -94,7 +94,7 @@
           <w:r>
             <w:fldChar w:fldCharType="separate"/>
           </w:r>
-          <w:hyperlink w:anchor="_Toc243984708" w:history="1">
+          <w:hyperlink w:anchor="_Toc243990777" w:history="1">
             <w:r>
               <w:rPr>
                 <w:rStyle w:val="Hipervnculo"/>
@@ -123,7 +123,7 @@
                 <w:noProof/>
                 <w:webHidden/>
               </w:rPr>
-              <w:instrText xml:space="preserve"> PAGEREF _Toc243984708 \h </w:instrText>
+              <w:instrText xml:space="preserve"> PAGEREF _Toc243990777 \h </w:instrText>
             </w:r>
             <w:r>
               <w:rPr>
@@ -166,7 +166,7 @@
               <w:lang w:eastAsia="es-CL"/>
             </w:rPr>
           </w:pPr>
-          <w:hyperlink w:anchor="_Toc243984709" w:history="1">
+          <w:hyperlink w:anchor="_Toc243990778" w:history="1">
             <w:r>
               <w:rPr>
                 <w:rStyle w:val="Hipervnculo"/>
@@ -195,7 +195,7 @@
                 <w:noProof/>
                 <w:webHidden/>
               </w:rPr>
-              <w:instrText xml:space="preserve"> PAGEREF _Toc243984709 \h </w:instrText>
+              <w:instrText xml:space="preserve"> PAGEREF _Toc243990778 \h </w:instrText>
             </w:r>
             <w:r>
               <w:rPr>
@@ -238,7 +238,7 @@
               <w:lang w:eastAsia="es-CL"/>
             </w:rPr>
           </w:pPr>
-          <w:hyperlink w:anchor="_Toc243984710" w:history="1">
+          <w:hyperlink w:anchor="_Toc243990779" w:history="1">
             <w:r>
               <w:rPr>
                 <w:rStyle w:val="Hipervnculo"/>
@@ -267,7 +267,7 @@
                 <w:noProof/>
                 <w:webHidden/>
               </w:rPr>
-              <w:instrText xml:space="preserve"> PAGEREF _Toc243984710 \h </w:instrText>
+              <w:instrText xml:space="preserve"> PAGEREF _Toc243990779 \h </w:instrText>
             </w:r>
             <w:r>
               <w:rPr>
@@ -310,7 +310,7 @@
               <w:lang w:eastAsia="es-CL"/>
             </w:rPr>
           </w:pPr>
-          <w:hyperlink w:anchor="_Toc243984711" w:history="1">
+          <w:hyperlink w:anchor="_Toc243990780" w:history="1">
             <w:r>
               <w:rPr>
                 <w:rStyle w:val="Hipervnculo"/>
@@ -339,7 +339,7 @@
                 <w:noProof/>
                 <w:webHidden/>
               </w:rPr>
-              <w:instrText xml:space="preserve"> PAGEREF _Toc243984711 \h </w:instrText>
+              <w:instrText xml:space="preserve"> PAGEREF _Toc243990780 \h </w:instrText>
             </w:r>
             <w:r>
               <w:rPr>
@@ -359,7 +359,7 @@
                 <w:noProof/>
                 <w:webHidden/>
               </w:rPr>
-              <w:t>4</w:t>
+              <w:t>5</w:t>
             </w:r>
             <w:r>
               <w:rPr>
@@ -382,7 +382,7 @@
               <w:lang w:eastAsia="es-CL"/>
             </w:rPr>
           </w:pPr>
-          <w:hyperlink w:anchor="_Toc243984712" w:history="1">
+          <w:hyperlink w:anchor="_Toc243990781" w:history="1">
             <w:r>
               <w:rPr>
                 <w:rStyle w:val="Hipervnculo"/>
@@ -390,6 +390,78 @@
                 <w:bCs/>
                 <w:noProof/>
               </w:rPr>
+              <w:t>Buzón</w:t>
+            </w:r>
+            <w:r>
+              <w:rPr>
+                <w:noProof/>
+                <w:webHidden/>
+              </w:rPr>
+              <w:tab/>
+            </w:r>
+            <w:r>
+              <w:rPr>
+                <w:noProof/>
+                <w:webHidden/>
+              </w:rPr>
+              <w:fldChar w:fldCharType="begin"/>
+            </w:r>
+            <w:r>
+              <w:rPr>
+                <w:noProof/>
+                <w:webHidden/>
+              </w:rPr>
+              <w:instrText xml:space="preserve"> PAGEREF _Toc243990781 \h </w:instrText>
+            </w:r>
+            <w:r>
+              <w:rPr>
+                <w:noProof/>
+                <w:webHidden/>
+              </w:rPr>
+            </w:r>
+            <w:r>
+              <w:rPr>
+                <w:noProof/>
+                <w:webHidden/>
+              </w:rPr>
+              <w:fldChar w:fldCharType="separate"/>
+            </w:r>
+            <w:r>
+              <w:rPr>
+                <w:noProof/>
+                <w:webHidden/>
+              </w:rPr>
+              <w:t>6</w:t>
+            </w:r>
+            <w:r>
+              <w:rPr>
+                <w:noProof/>
+                <w:webHidden/>
+              </w:rPr>
+              <w:fldChar w:fldCharType="end"/>
+            </w:r>
+          </w:hyperlink>
+        </w:p>
+        <w:p>
+          <w:pPr>
+            <w:pStyle w:val="TDC1"/>
+            <w:tabs>
+              <w:tab w:val="right" w:leader="dot" w:pos="8828"/>
+            </w:tabs>
+            <w:rPr>
+              <w:rFonts w:eastAsiaTheme="minorEastAsia"/>
+              <w:noProof/>
+              <w:lang w:eastAsia="es-CL"/>
+            </w:rPr>
+          </w:pPr>
+          <w:hyperlink w:anchor="_Toc243990782" w:history="1">
+            <w:r>
+              <w:rPr>
+                <w:rStyle w:val="Hipervnculo"/>
+                <w:b/>
+                <w:bCs/>
+                <w:noProof/>
+              </w:rPr>
               <w:t>Admin</w:t>
             </w:r>
             <w:r>
@@ -411,7 +483,7 @@
                 <w:noProof/>
                 <w:webHidden/>
               </w:rPr>
-              <w:instrText xml:space="preserve"> PAGEREF _Toc243984712 \h </w:instrText>
+              <w:instrText xml:space="preserve"> PAGEREF _Toc243990782 \h </w:instrText>
             </w:r>
             <w:r>
               <w:rPr>
@@ -431,7 +503,7 @@
                 <w:noProof/>
                 <w:webHidden/>
               </w:rPr>
-              <w:t>5</w:t>
+              <w:t>7</w:t>
             </w:r>
             <w:r>
               <w:rPr>
@@ -454,7 +526,7 @@
               <w:lang w:eastAsia="es-CL"/>
             </w:rPr>
           </w:pPr>
-          <w:hyperlink w:anchor="_Toc243984713" w:history="1">
+          <w:hyperlink w:anchor="_Toc243990783" w:history="1">
             <w:r>
               <w:rPr>
                 <w:rStyle w:val="Hipervnculo"/>
@@ -483,7 +555,7 @@
                 <w:noProof/>
                 <w:webHidden/>
               </w:rPr>
-              <w:instrText xml:space="preserve"> PAGEREF _Toc243984713 \h </w:instrText>
+              <w:instrText xml:space="preserve"> PAGEREF _Toc243990783 \h </w:instrText>
             </w:r>
             <w:r>
               <w:rPr>
@@ -503,7 +575,7 @@
                 <w:noProof/>
                 <w:webHidden/>
               </w:rPr>
-              <w:t>5</w:t>
+              <w:t>7</w:t>
             </w:r>
             <w:r>
               <w:rPr>
@@ -526,7 +598,7 @@
               <w:lang w:eastAsia="es-CL"/>
             </w:rPr>
           </w:pPr>
-          <w:hyperlink w:anchor="_Toc243984714" w:history="1">
+          <w:hyperlink w:anchor="_Toc243990784" w:history="1">
             <w:r>
               <w:rPr>
                 <w:rStyle w:val="Hipervnculo"/>
@@ -555,7 +627,7 @@
                 <w:noProof/>
                 <w:webHidden/>
               </w:rPr>
-              <w:instrText xml:space="preserve"> PAGEREF _Toc243984714 \h </w:instrText>
+              <w:instrText xml:space="preserve"> PAGEREF _Toc243990784 \h </w:instrText>
             </w:r>
             <w:r>
               <w:rPr>
@@ -575,7 +647,7 @@
                 <w:noProof/>
                 <w:webHidden/>
               </w:rPr>
-              <w:t>6</w:t>
+              <w:t>7</w:t>
             </w:r>
             <w:r>
               <w:rPr>
@@ -598,7 +670,7 @@
               <w:lang w:eastAsia="es-CL"/>
             </w:rPr>
           </w:pPr>
-          <w:hyperlink w:anchor="_Toc243984715" w:history="1">
+          <w:hyperlink w:anchor="_Toc243990785" w:history="1">
             <w:r>
               <w:rPr>
                 <w:rStyle w:val="Hipervnculo"/>
@@ -627,7 +699,7 @@
                 <w:noProof/>
                 <w:webHidden/>
               </w:rPr>
-              <w:instrText xml:space="preserve"> PAGEREF _Toc243984715 \h </w:instrText>
+              <w:instrText xml:space="preserve"> PAGEREF _Toc243990785 \h </w:instrText>
             </w:r>
             <w:r>
               <w:rPr>
@@ -647,7 +719,7 @@
                 <w:noProof/>
                 <w:webHidden/>
               </w:rPr>
-              <w:t>6</w:t>
+              <w:t>8</w:t>
             </w:r>
             <w:r>
               <w:rPr>
@@ -670,7 +742,7 @@
               <w:lang w:eastAsia="es-CL"/>
             </w:rPr>
           </w:pPr>
-          <w:hyperlink w:anchor="_Toc243984716" w:history="1">
+          <w:hyperlink w:anchor="_Toc243990786" w:history="1">
             <w:r>
               <w:rPr>
                 <w:rStyle w:val="Hipervnculo"/>
@@ -699,7 +771,7 @@
                 <w:noProof/>
                 <w:webHidden/>
               </w:rPr>
-              <w:instrText xml:space="preserve"> PAGEREF _Toc243984716 \h </w:instrText>
+              <w:instrText xml:space="preserve"> PAGEREF _Toc243990786 \h </w:instrText>
             </w:r>
             <w:r>
               <w:rPr>
@@ -719,7 +791,7 @@
                 <w:noProof/>
                 <w:webHidden/>
               </w:rPr>
-              <w:t>6</w:t>
+              <w:t>8</w:t>
             </w:r>
             <w:r>
               <w:rPr>
@@ -742,7 +814,7 @@
               <w:lang w:eastAsia="es-CL"/>
             </w:rPr>
           </w:pPr>
-          <w:hyperlink w:anchor="_Toc243984717" w:history="1">
+          <w:hyperlink w:anchor="_Toc243990787" w:history="1">
             <w:r>
               <w:rPr>
                 <w:rStyle w:val="Hipervnculo"/>
@@ -771,7 +843,7 @@
                 <w:noProof/>
                 <w:webHidden/>
               </w:rPr>
-              <w:instrText xml:space="preserve"> PAGEREF _Toc243984717 \h </w:instrText>
+              <w:instrText xml:space="preserve"> PAGEREF _Toc243990787 \h </w:instrText>
             </w:r>
             <w:r>
               <w:rPr>
@@ -791,7 +863,7 @@
                 <w:noProof/>
                 <w:webHidden/>
               </w:rPr>
-              <w:t>6</w:t>
+              <w:t>8</w:t>
             </w:r>
             <w:r>
               <w:rPr>
@@ -814,7 +886,7 @@
               <w:lang w:eastAsia="es-CL"/>
             </w:rPr>
           </w:pPr>
-          <w:hyperlink w:anchor="_Toc243984718" w:history="1">
+          <w:hyperlink w:anchor="_Toc243990788" w:history="1">
             <w:r>
               <w:rPr>
                 <w:rStyle w:val="Hipervnculo"/>
@@ -843,7 +915,7 @@
                 <w:noProof/>
                 <w:webHidden/>
               </w:rPr>
-              <w:instrText xml:space="preserve"> PAGEREF _Toc243984718 \h </w:instrText>
+              <w:instrText xml:space="preserve"> PAGEREF _Toc243990788 \h </w:instrText>
             </w:r>
             <w:r>
               <w:rPr>
@@ -863,7 +935,7 @@
                 <w:noProof/>
                 <w:webHidden/>
               </w:rPr>
-              <w:t>6</w:t>
+              <w:t>8</w:t>
             </w:r>
             <w:r>
               <w:rPr>
@@ -886,7 +958,7 @@
               <w:lang w:eastAsia="es-CL"/>
             </w:rPr>
           </w:pPr>
-          <w:hyperlink w:anchor="_Toc243984719" w:history="1">
+          <w:hyperlink w:anchor="_Toc243990789" w:history="1">
             <w:r>
               <w:rPr>
                 <w:rStyle w:val="Hipervnculo"/>
@@ -915,7 +987,7 @@
                 <w:noProof/>
                 <w:webHidden/>
               </w:rPr>
-              <w:instrText xml:space="preserve"> PAGEREF _Toc243984719 \h </w:instrText>
+              <w:instrText xml:space="preserve"> PAGEREF _Toc243990789 \h </w:instrText>
             </w:r>
             <w:r>
               <w:rPr>
@@ -935,7 +1007,7 @@
                 <w:noProof/>
                 <w:webHidden/>
               </w:rPr>
-              <w:t>6</w:t>
+              <w:t>8</w:t>
             </w:r>
             <w:r>
               <w:rPr>
@@ -958,7 +1030,7 @@
               <w:lang w:eastAsia="es-CL"/>
             </w:rPr>
           </w:pPr>
-          <w:hyperlink w:anchor="_Toc243984720" w:history="1">
+          <w:hyperlink w:anchor="_Toc243990790" w:history="1">
             <w:r>
               <w:rPr>
                 <w:rStyle w:val="Hipervnculo"/>
@@ -987,7 +1059,7 @@
                 <w:noProof/>
                 <w:webHidden/>
               </w:rPr>
-              <w:instrText xml:space="preserve"> PAGEREF _Toc243984720 \h </w:instrText>
+              <w:instrText xml:space="preserve"> PAGEREF _Toc243990790 \h </w:instrText>
             </w:r>
             <w:r>
               <w:rPr>
@@ -1007,7 +1079,7 @@
                 <w:noProof/>
                 <w:webHidden/>
               </w:rPr>
-              <w:t>6</w:t>
+              <w:t>8</w:t>
             </w:r>
             <w:r>
               <w:rPr>
@@ -1030,7 +1102,7 @@
               <w:lang w:eastAsia="es-CL"/>
             </w:rPr>
           </w:pPr>
-          <w:hyperlink w:anchor="_Toc243984721" w:history="1">
+          <w:hyperlink w:anchor="_Toc243990791" w:history="1">
             <w:r>
               <w:rPr>
                 <w:rStyle w:val="Hipervnculo"/>
@@ -1059,7 +1131,7 @@
                 <w:noProof/>
                 <w:webHidden/>
               </w:rPr>
-              <w:instrText xml:space="preserve"> PAGEREF _Toc243984721 \h </w:instrText>
+              <w:instrText xml:space="preserve"> PAGEREF _Toc243990791 \h </w:instrText>
             </w:r>
             <w:r>
               <w:rPr>
@@ -1079,7 +1151,7 @@
                 <w:noProof/>
                 <w:webHidden/>
               </w:rPr>
-              <w:t>7</w:t>
+              <w:t>8</w:t>
             </w:r>
             <w:r>
               <w:rPr>
@@ -1102,7 +1174,7 @@
               <w:lang w:eastAsia="es-CL"/>
             </w:rPr>
           </w:pPr>
-          <w:hyperlink w:anchor="_Toc243984722" w:history="1">
+          <w:hyperlink w:anchor="_Toc243990792" w:history="1">
             <w:r>
               <w:rPr>
                 <w:rStyle w:val="Hipervnculo"/>
@@ -1131,7 +1203,7 @@
                 <w:noProof/>
                 <w:webHidden/>
               </w:rPr>
-              <w:instrText xml:space="preserve"> PAGEREF _Toc243984722 \h </w:instrText>
+              <w:instrText xml:space="preserve"> PAGEREF _Toc243990792 \h </w:instrText>
             </w:r>
             <w:r>
               <w:rPr>
@@ -1151,7 +1223,7 @@
                 <w:noProof/>
                 <w:webHidden/>
               </w:rPr>
-              <w:t>7</w:t>
+              <w:t>8</w:t>
             </w:r>
             <w:r>
               <w:rPr>
@@ -1174,7 +1246,7 @@
               <w:lang w:eastAsia="es-CL"/>
             </w:rPr>
           </w:pPr>
-          <w:hyperlink w:anchor="_Toc243984723" w:history="1">
+          <w:hyperlink w:anchor="_Toc243990793" w:history="1">
             <w:r>
               <w:rPr>
                 <w:rStyle w:val="Hipervnculo"/>
@@ -1203,7 +1275,7 @@
                 <w:noProof/>
                 <w:webHidden/>
               </w:rPr>
-              <w:instrText xml:space="preserve"> PAGEREF _Toc243984723 \h </w:instrText>
+              <w:instrText xml:space="preserve"> PAGEREF _Toc243990793 \h </w:instrText>
             </w:r>
             <w:r>
               <w:rPr>
@@ -1223,7 +1295,7 @@
                 <w:noProof/>
                 <w:webHidden/>
               </w:rPr>
-              <w:t>7</w:t>
+              <w:t>9</w:t>
             </w:r>
             <w:r>
               <w:rPr>
@@ -1246,7 +1318,7 @@
               <w:lang w:eastAsia="es-CL"/>
             </w:rPr>
           </w:pPr>
-          <w:hyperlink w:anchor="_Toc243984724" w:history="1">
+          <w:hyperlink w:anchor="_Toc243990794" w:history="1">
             <w:r>
               <w:rPr>
                 <w:rStyle w:val="Hipervnculo"/>
@@ -1275,7 +1347,7 @@
                 <w:noProof/>
                 <w:webHidden/>
               </w:rPr>
-              <w:instrText xml:space="preserve"> PAGEREF _Toc243984724 \h </w:instrText>
+              <w:instrText xml:space="preserve"> PAGEREF _Toc243990794 \h </w:instrText>
             </w:r>
             <w:r>
               <w:rPr>
@@ -1295,7 +1367,7 @@
                 <w:noProof/>
                 <w:webHidden/>
               </w:rPr>
-              <w:t>7</w:t>
+              <w:t>9</w:t>
             </w:r>
             <w:r>
               <w:rPr>
@@ -1318,7 +1390,7 @@
               <w:lang w:eastAsia="es-CL"/>
             </w:rPr>
           </w:pPr>
-          <w:hyperlink w:anchor="_Toc243984725" w:history="1">
+          <w:hyperlink w:anchor="_Toc243990795" w:history="1">
             <w:r>
               <w:rPr>
                 <w:rStyle w:val="Hipervnculo"/>
@@ -1347,7 +1419,7 @@
                 <w:noProof/>
                 <w:webHidden/>
               </w:rPr>
-              <w:instrText xml:space="preserve"> PAGEREF _Toc243984725 \h </w:instrText>
+              <w:instrText xml:space="preserve"> PAGEREF _Toc243990795 \h </w:instrText>
             </w:r>
             <w:r>
               <w:rPr>
@@ -1367,7 +1439,7 @@
                 <w:noProof/>
                 <w:webHidden/>
               </w:rPr>
-              <w:t>8</w:t>
+              <w:t>9</w:t>
             </w:r>
             <w:r>
               <w:rPr>
@@ -1390,7 +1462,7 @@
               <w:lang w:eastAsia="es-CL"/>
             </w:rPr>
           </w:pPr>
-          <w:hyperlink w:anchor="_Toc243984726" w:history="1">
+          <w:hyperlink w:anchor="_Toc243990796" w:history="1">
             <w:r>
               <w:rPr>
                 <w:rStyle w:val="Hipervnculo"/>
@@ -1419,7 +1491,7 @@
                 <w:noProof/>
                 <w:webHidden/>
               </w:rPr>
-              <w:instrText xml:space="preserve"> PAGEREF _Toc243984726 \h </w:instrText>
+              <w:instrText xml:space="preserve"> PAGEREF _Toc243990796 \h </w:instrText>
             </w:r>
             <w:r>
               <w:rPr>
@@ -1439,7 +1511,7 @@
                 <w:noProof/>
                 <w:webHidden/>
               </w:rPr>
-              <w:t>8</w:t>
+              <w:t>9</w:t>
             </w:r>
             <w:r>
               <w:rPr>
@@ -1462,7 +1534,7 @@
               <w:lang w:eastAsia="es-CL"/>
             </w:rPr>
           </w:pPr>
-          <w:hyperlink w:anchor="_Toc243984727" w:history="1">
+          <w:hyperlink w:anchor="_Toc243990797" w:history="1">
             <w:r>
               <w:rPr>
                 <w:rStyle w:val="Hipervnculo"/>
@@ -1491,7 +1563,7 @@
                 <w:noProof/>
                 <w:webHidden/>
               </w:rPr>
-              <w:instrText xml:space="preserve"> PAGEREF _Toc243984727 \h </w:instrText>
+              <w:instrText xml:space="preserve"> PAGEREF _Toc243990797 \h </w:instrText>
             </w:r>
             <w:r>
               <w:rPr>
@@ -1511,7 +1583,7 @@
                 <w:noProof/>
                 <w:webHidden/>
               </w:rPr>
-              <w:t>8</w:t>
+              <w:t>9</w:t>
             </w:r>
             <w:r>
               <w:rPr>
@@ -1534,7 +1606,7 @@
               <w:lang w:eastAsia="es-CL"/>
             </w:rPr>
           </w:pPr>
-          <w:hyperlink w:anchor="_Toc243984728" w:history="1">
+          <w:hyperlink w:anchor="_Toc243990798" w:history="1">
             <w:r>
               <w:rPr>
                 <w:rStyle w:val="Hipervnculo"/>
@@ -1563,7 +1635,7 @@
                 <w:noProof/>
                 <w:webHidden/>
               </w:rPr>
-              <w:instrText xml:space="preserve"> PAGEREF _Toc243984728 \h </w:instrText>
+              <w:instrText xml:space="preserve"> PAGEREF _Toc243990798 \h </w:instrText>
             </w:r>
             <w:r>
               <w:rPr>
@@ -1583,7 +1655,7 @@
                 <w:noProof/>
                 <w:webHidden/>
               </w:rPr>
-              <w:t>8</w:t>
+              <w:t>10</w:t>
             </w:r>
             <w:r>
               <w:rPr>
@@ -1606,7 +1678,7 @@
               <w:lang w:eastAsia="es-CL"/>
             </w:rPr>
           </w:pPr>
-          <w:hyperlink w:anchor="_Toc243984729" w:history="1">
+          <w:hyperlink w:anchor="_Toc243990799" w:history="1">
             <w:r>
               <w:rPr>
                 <w:rStyle w:val="Hipervnculo"/>
@@ -1635,7 +1707,7 @@
                 <w:noProof/>
                 <w:webHidden/>
               </w:rPr>
-              <w:instrText xml:space="preserve"> PAGEREF _Toc243984729 \h </w:instrText>
+              <w:instrText xml:space="preserve"> PAGEREF _Toc243990799 \h </w:instrText>
             </w:r>
             <w:r>
               <w:rPr>
@@ -1655,7 +1727,7 @@
                 <w:noProof/>
                 <w:webHidden/>
               </w:rPr>
-              <w:t>8</w:t>
+              <w:t>10</w:t>
             </w:r>
             <w:r>
               <w:rPr>
@@ -1678,7 +1750,7 @@
               <w:lang w:eastAsia="es-CL"/>
             </w:rPr>
           </w:pPr>
-          <w:hyperlink w:anchor="_Toc243984730" w:history="1">
+          <w:hyperlink w:anchor="_Toc243990800" w:history="1">
             <w:r>
               <w:rPr>
                 <w:rStyle w:val="Hipervnculo"/>
@@ -1707,7 +1779,7 @@
                 <w:noProof/>
                 <w:webHidden/>
               </w:rPr>
-              <w:instrText xml:space="preserve"> PAGEREF _Toc243984730 \h </w:instrText>
+              <w:instrText xml:space="preserve"> PAGEREF _Toc243990800 \h </w:instrText>
             </w:r>
             <w:r>
               <w:rPr>
@@ -1727,7 +1799,7 @@
                 <w:noProof/>
                 <w:webHidden/>
               </w:rPr>
-              <w:t>9</w:t>
+              <w:t>10</w:t>
             </w:r>
             <w:r>
               <w:rPr>
@@ -1750,7 +1822,7 @@
               <w:lang w:eastAsia="es-CL"/>
             </w:rPr>
           </w:pPr>
-          <w:hyperlink w:anchor="_Toc243984731" w:history="1">
+          <w:hyperlink w:anchor="_Toc243990801" w:history="1">
             <w:r>
               <w:rPr>
                 <w:rStyle w:val="Hipervnculo"/>
@@ -1779,7 +1851,7 @@
                 <w:noProof/>
                 <w:webHidden/>
               </w:rPr>
-              <w:instrText xml:space="preserve"> PAGEREF _Toc243984731 \h </w:instrText>
+              <w:instrText xml:space="preserve"> PAGEREF _Toc243990801 \h </w:instrText>
             </w:r>
             <w:r>
               <w:rPr>
@@ -1799,7 +1871,7 @@
                 <w:noProof/>
                 <w:webHidden/>
               </w:rPr>
-              <w:t>9</w:t>
+              <w:t>11</w:t>
             </w:r>
             <w:r>
               <w:rPr>
@@ -1822,7 +1894,7 @@
               <w:lang w:eastAsia="es-CL"/>
             </w:rPr>
           </w:pPr>
-          <w:hyperlink w:anchor="_Toc243984732" w:history="1">
+          <w:hyperlink w:anchor="_Toc243990802" w:history="1">
             <w:r>
               <w:rPr>
                 <w:rStyle w:val="Hipervnculo"/>
@@ -1851,7 +1923,7 @@
                 <w:noProof/>
                 <w:webHidden/>
               </w:rPr>
-              <w:instrText xml:space="preserve"> PAGEREF _Toc243984732 \h </w:instrText>
+              <w:instrText xml:space="preserve"> PAGEREF _Toc243990802 \h </w:instrText>
             </w:r>
             <w:r>
               <w:rPr>
@@ -1871,7 +1943,7 @@
                 <w:noProof/>
                 <w:webHidden/>
               </w:rPr>
-              <w:t>9</w:t>
+              <w:t>11</w:t>
             </w:r>
             <w:r>
               <w:rPr>
@@ -1894,7 +1966,7 @@
               <w:lang w:eastAsia="es-CL"/>
             </w:rPr>
           </w:pPr>
-          <w:hyperlink w:anchor="_Toc243984733" w:history="1">
+          <w:hyperlink w:anchor="_Toc243990803" w:history="1">
             <w:r>
               <w:rPr>
                 <w:rStyle w:val="Hipervnculo"/>
@@ -1923,7 +1995,7 @@
                 <w:noProof/>
                 <w:webHidden/>
               </w:rPr>
-              <w:instrText xml:space="preserve"> PAGEREF _Toc243984733 \h </w:instrText>
+              <w:instrText xml:space="preserve"> PAGEREF _Toc243990803 \h </w:instrText>
             </w:r>
             <w:r>
               <w:rPr>
@@ -1943,7 +2015,7 @@
                 <w:noProof/>
                 <w:webHidden/>
               </w:rPr>
-              <w:t>10</w:t>
+              <w:t>12</w:t>
             </w:r>
             <w:r>
               <w:rPr>
@@ -1966,7 +2038,7 @@
               <w:lang w:eastAsia="es-CL"/>
             </w:rPr>
           </w:pPr>
-          <w:hyperlink w:anchor="_Toc243984734" w:history="1">
+          <w:hyperlink w:anchor="_Toc243990804" w:history="1">
             <w:r>
               <w:rPr>
                 <w:rStyle w:val="Hipervnculo"/>
@@ -1995,7 +2067,7 @@
                 <w:noProof/>
                 <w:webHidden/>
               </w:rPr>
-              <w:instrText xml:space="preserve"> PAGEREF _Toc243984734 \h </w:instrText>
+              <w:instrText xml:space="preserve"> PAGEREF _Toc243990804 \h </w:instrText>
             </w:r>
             <w:r>
               <w:rPr>
@@ -2015,7 +2087,7 @@
                 <w:noProof/>
                 <w:webHidden/>
               </w:rPr>
-              <w:t>10</w:t>
+              <w:t>12</w:t>
             </w:r>
             <w:r>
               <w:rPr>
@@ -2038,7 +2110,7 @@
               <w:lang w:eastAsia="es-CL"/>
             </w:rPr>
           </w:pPr>
-          <w:hyperlink w:anchor="_Toc243984735" w:history="1">
+          <w:hyperlink w:anchor="_Toc243990805" w:history="1">
             <w:r>
               <w:rPr>
                 <w:rStyle w:val="Hipervnculo"/>
@@ -2067,7 +2139,7 @@
                 <w:noProof/>
                 <w:webHidden/>
               </w:rPr>
-              <w:instrText xml:space="preserve"> PAGEREF _Toc243984735 \h </w:instrText>
+              <w:instrText xml:space="preserve"> PAGEREF _Toc243990805 \h </w:instrText>
             </w:r>
             <w:r>
               <w:rPr>
@@ -2087,7 +2159,7 @@
                 <w:noProof/>
                 <w:webHidden/>
               </w:rPr>
-              <w:t>10</w:t>
+              <w:t>12</w:t>
             </w:r>
             <w:r>
               <w:rPr>
@@ -2110,7 +2182,7 @@
               <w:lang w:eastAsia="es-CL"/>
             </w:rPr>
           </w:pPr>
-          <w:hyperlink w:anchor="_Toc243984736" w:history="1">
+          <w:hyperlink w:anchor="_Toc243990806" w:history="1">
             <w:r>
               <w:rPr>
                 <w:rStyle w:val="Hipervnculo"/>
@@ -2139,7 +2211,7 @@
                 <w:noProof/>
                 <w:webHidden/>
               </w:rPr>
-              <w:instrText xml:space="preserve"> PAGEREF _Toc243984736 \h </w:instrText>
+              <w:instrText xml:space="preserve"> PAGEREF _Toc243990806 \h </w:instrText>
             </w:r>
             <w:r>
               <w:rPr>
@@ -2159,7 +2231,7 @@
                 <w:noProof/>
                 <w:webHidden/>
               </w:rPr>
-              <w:t>11</w:t>
+              <w:t>13</w:t>
             </w:r>
             <w:r>
               <w:rPr>
@@ -2182,7 +2254,7 @@
               <w:lang w:eastAsia="es-CL"/>
             </w:rPr>
           </w:pPr>
-          <w:hyperlink w:anchor="_Toc243984737" w:history="1">
+          <w:hyperlink w:anchor="_Toc243990807" w:history="1">
             <w:r>
               <w:rPr>
                 <w:rStyle w:val="Hipervnculo"/>
@@ -2211,7 +2283,7 @@
                 <w:noProof/>
                 <w:webHidden/>
               </w:rPr>
-              <w:instrText xml:space="preserve"> PAGEREF _Toc243984737 \h </w:instrText>
+              <w:instrText xml:space="preserve"> PAGEREF _Toc243990807 \h </w:instrText>
             </w:r>
             <w:r>
               <w:rPr>
@@ -2231,7 +2303,7 @@
                 <w:noProof/>
                 <w:webHidden/>
               </w:rPr>
-              <w:t>11</w:t>
+              <w:t>13</w:t>
             </w:r>
             <w:r>
               <w:rPr>
@@ -2264,7 +2336,7 @@
           <w:color w:val="auto"/>
         </w:rPr>
       </w:pPr>
-      <w:bookmarkStart w:id="0" w:name="_Toc243984708"/>
+      <w:bookmarkStart w:id="0" w:name="_Toc243990777"/>
       <w:r>
         <w:rPr>
           <w:b/>
@@ -2297,7 +2369,7 @@
           <w:color w:val="auto"/>
         </w:rPr>
       </w:pPr>
-      <w:bookmarkStart w:id="1" w:name="_Toc243984709"/>
+      <w:bookmarkStart w:id="1" w:name="_Toc243990778"/>
       <w:r>
         <w:rPr>
           <w:b/>
@@ -2396,6 +2468,7 @@
         </w:numPr>
       </w:pPr>
       <w:r>
+        <w:lastRenderedPageBreak/>
         <w:t>El programa al no poseer un dominio real, el dominio usado es uno de desarrollo, haciendo así que la URL del proyecto sea extraño para el usuario.</w:t>
       </w:r>
     </w:p>
@@ -2413,7 +2486,7 @@
           <w:color w:val="auto"/>
         </w:rPr>
       </w:pPr>
-      <w:bookmarkStart w:id="2" w:name="_Toc243984710"/>
+      <w:bookmarkStart w:id="2" w:name="_Toc243990779"/>
       <w:r>
         <w:rPr>
           <w:b/>
@@ -2635,6 +2708,7 @@
         </w:numPr>
       </w:pPr>
       <w:r>
+        <w:lastRenderedPageBreak/>
         <w:t>La barra de búsqueda ayuda a buscar materiales, ya sea por palabras claves o por número de material.</w:t>
       </w:r>
     </w:p>
@@ -2671,7 +2745,6 @@
         <w:rPr>
           <w:noProof/>
         </w:rPr>
-        <w:lastRenderedPageBreak/>
         <w:drawing>
           <wp:inline distT="0" distB="0" distL="0" distR="0" wp14:anchorId="4B3E6BD6" wp14:editId="7B8C80F2">
             <wp:extent cx="5612130" cy="1261745"/>
@@ -2859,13 +2932,14 @@
           <w:color w:val="auto"/>
         </w:rPr>
       </w:pPr>
-      <w:bookmarkStart w:id="3" w:name="_Toc243984711"/>
-      <w:r>
-        <w:rPr>
-          <w:b/>
-          <w:bCs/>
-          <w:color w:val="auto"/>
-        </w:rPr>
+      <w:bookmarkStart w:id="3" w:name="_Toc243990780"/>
+      <w:r>
+        <w:rPr>
+          <w:b/>
+          <w:bCs/>
+          <w:color w:val="auto"/>
+        </w:rPr>
+        <w:lastRenderedPageBreak/>
         <w:t>Página de material</w:t>
       </w:r>
       <w:bookmarkEnd w:id="3"/>
@@ -2914,7 +2988,6 @@
     </w:p>
     <w:p>
       <w:r>
-        <w:lastRenderedPageBreak/>
         <w:t>Esta sección se mostrarán las características del material, stock en otras bodegas y las imágenes que se relacionan a este material (su QR para entrar fácilmente, su rombo que mostrara su peligrosidad y una imagen del material).</w:t>
       </w:r>
       <w:r>
@@ -2976,7 +3049,144 @@
           <w:color w:val="auto"/>
         </w:rPr>
       </w:pPr>
-      <w:bookmarkStart w:id="4" w:name="_Toc243984712"/>
+      <w:bookmarkStart w:id="4" w:name="_Toc243990781"/>
+      <w:r>
+        <w:rPr>
+          <w:b/>
+          <w:bCs/>
+          <w:color w:val="auto"/>
+        </w:rPr>
+        <w:lastRenderedPageBreak/>
+        <w:t>Buz</w:t>
+      </w:r>
+      <w:r>
+        <w:rPr>
+          <w:b/>
+          <w:bCs/>
+          <w:color w:val="auto"/>
+        </w:rPr>
+        <w:t>ó</w:t>
+      </w:r>
+      <w:r>
+        <w:rPr>
+          <w:b/>
+          <w:bCs/>
+          <w:color w:val="auto"/>
+        </w:rPr>
+        <w:t>n</w:t>
+      </w:r>
+      <w:bookmarkEnd w:id="4"/>
+    </w:p>
+    <w:p>
+      <w:r>
+        <w:rPr>
+          <w:noProof/>
+        </w:rPr>
+        <w:drawing>
+          <wp:inline distT="0" distB="0" distL="0" distR="0" wp14:anchorId="27BB54FA" wp14:editId="34C6698E">
+            <wp:extent cx="5612130" cy="3149600"/>
+            <wp:effectExtent l="0" t="0" r="7620" b="0"/>
+            <wp:docPr id="1932826049" name="Imagen 1"/>
+            <wp:cNvGraphicFramePr>
+              <a:graphicFrameLocks xmlns:a="http://schemas.openxmlformats.org/drawingml/2006/main" noChangeAspect="1"/>
+            </wp:cNvGraphicFramePr>
+            <a:graphic xmlns:a="http://schemas.openxmlformats.org/drawingml/2006/main">
+              <a:graphicData uri="http://schemas.openxmlformats.org/drawingml/2006/picture">
+                <pic:pic xmlns:pic="http://schemas.openxmlformats.org/drawingml/2006/picture">
+                  <pic:nvPicPr>
+                    <pic:cNvPr id="1932826049" name=""/>
+                    <pic:cNvPicPr/>
+                  </pic:nvPicPr>
+                  <pic:blipFill>
+                    <a:blip r:embed="rId11"/>
+                    <a:stretch>
+                      <a:fillRect/>
+                    </a:stretch>
+                  </pic:blipFill>
+                  <pic:spPr>
+                    <a:xfrm>
+                      <a:off x="0" y="0"/>
+                      <a:ext cx="5612130" cy="3149600"/>
+                    </a:xfrm>
+                    <a:prstGeom prst="rect">
+                      <a:avLst/>
+                    </a:prstGeom>
+                  </pic:spPr>
+                </pic:pic>
+              </a:graphicData>
+            </a:graphic>
+          </wp:inline>
+        </w:drawing>
+      </w:r>
+    </w:p>
+    <w:p>
+      <w:r>
+        <w:t xml:space="preserve">En la presente sección se pueden enviar mensajes con emergencias y necesidades a administración, con el objetivo de tener trazabilidad de estos casos y problemas por a modo de recordatorio. Los </w:t>
+      </w:r>
+      <w:r>
+        <w:t>mensajes enviados</w:t>
+      </w:r>
+      <w:r>
+        <w:t xml:space="preserve"> deben siempre tener un título, una descripción y un nivel de urgencia ente leve, medio, alto y urgente.</w:t>
+      </w:r>
+    </w:p>
+    <w:p>
+      <w:r>
+        <w:rPr>
+          <w:noProof/>
+        </w:rPr>
+        <w:drawing>
+          <wp:inline distT="0" distB="0" distL="0" distR="0" wp14:anchorId="1B2A531E" wp14:editId="728F7103">
+            <wp:extent cx="5612130" cy="1668780"/>
+            <wp:effectExtent l="0" t="0" r="7620" b="7620"/>
+            <wp:docPr id="367990546" name="Imagen 1"/>
+            <wp:cNvGraphicFramePr>
+              <a:graphicFrameLocks xmlns:a="http://schemas.openxmlformats.org/drawingml/2006/main" noChangeAspect="1"/>
+            </wp:cNvGraphicFramePr>
+            <a:graphic xmlns:a="http://schemas.openxmlformats.org/drawingml/2006/main">
+              <a:graphicData uri="http://schemas.openxmlformats.org/drawingml/2006/picture">
+                <pic:pic xmlns:pic="http://schemas.openxmlformats.org/drawingml/2006/picture">
+                  <pic:nvPicPr>
+                    <pic:cNvPr id="367990546" name=""/>
+                    <pic:cNvPicPr/>
+                  </pic:nvPicPr>
+                  <pic:blipFill>
+                    <a:blip r:embed="rId12"/>
+                    <a:stretch>
+                      <a:fillRect/>
+                    </a:stretch>
+                  </pic:blipFill>
+                  <pic:spPr>
+                    <a:xfrm>
+                      <a:off x="0" y="0"/>
+                      <a:ext cx="5612130" cy="1668780"/>
+                    </a:xfrm>
+                    <a:prstGeom prst="rect">
+                      <a:avLst/>
+                    </a:prstGeom>
+                  </pic:spPr>
+                </pic:pic>
+              </a:graphicData>
+            </a:graphic>
+          </wp:inline>
+        </w:drawing>
+      </w:r>
+    </w:p>
+    <w:p>
+      <w:r>
+        <w:t>Se puede seguir el mensaje enviado, viendo su estado la fecha que se envió originalmente. Los estados que puede tener estos mensajes pueden ser sin revisar, revisando y cerrado.</w:t>
+      </w:r>
+    </w:p>
+    <w:p>
+      <w:pPr>
+        <w:pStyle w:val="Ttulo1"/>
+        <w:rPr>
+          <w:b/>
+          <w:bCs/>
+          <w:color w:val="auto"/>
+        </w:rPr>
+      </w:pPr>
+      <w:bookmarkStart w:id="5" w:name="_Toc243990782"/>
       <w:proofErr w:type="spellStart"/>
       <w:r>
         <w:rPr>
@@ -2984,9 +3194,10 @@
           <w:bCs/>
           <w:color w:val="auto"/>
         </w:rPr>
+        <w:lastRenderedPageBreak/>
         <w:t>Admin</w:t>
       </w:r>
-      <w:bookmarkEnd w:id="4"/>
+      <w:bookmarkEnd w:id="5"/>
       <w:proofErr w:type="spellEnd"/>
     </w:p>
     <w:p>
@@ -3013,7 +3224,7 @@
                     <pic:cNvPicPr/>
                   </pic:nvPicPr>
                   <pic:blipFill>
-                    <a:blip r:embed="rId11"/>
+                    <a:blip r:embed="rId13"/>
                     <a:stretch>
                       <a:fillRect/>
                     </a:stretch>
@@ -3056,7 +3267,7 @@
           <w:color w:val="auto"/>
         </w:rPr>
       </w:pPr>
-      <w:bookmarkStart w:id="5" w:name="_Toc243984713"/>
+      <w:bookmarkStart w:id="6" w:name="_Toc243990783"/>
       <w:r>
         <w:rPr>
           <w:b/>
@@ -3065,7 +3276,7 @@
         </w:rPr>
         <w:t>Carga de datos</w:t>
       </w:r>
-      <w:bookmarkEnd w:id="5"/>
+      <w:bookmarkEnd w:id="6"/>
     </w:p>
     <w:p>
       <w:r>
@@ -3088,7 +3299,7 @@
                     <pic:cNvPicPr/>
                   </pic:nvPicPr>
                   <pic:blipFill>
-                    <a:blip r:embed="rId12"/>
+                    <a:blip r:embed="rId14"/>
                     <a:stretch>
                       <a:fillRect/>
                     </a:stretch>
@@ -3111,7 +3322,6 @@
     </w:p>
     <w:p>
       <w:r>
-        <w:lastRenderedPageBreak/>
         <w:t>En esta sección permite cargar datos individualmente y una carga de datos masiva usando un archivo oficial de la empresa.</w:t>
       </w:r>
     </w:p>
@@ -3151,7 +3361,7 @@
           <w:color w:val="auto"/>
         </w:rPr>
       </w:pPr>
-      <w:bookmarkStart w:id="6" w:name="_Toc243984714"/>
+      <w:bookmarkStart w:id="7" w:name="_Toc243990784"/>
       <w:r>
         <w:rPr>
           <w:b/>
@@ -3160,7 +3370,7 @@
         </w:rPr>
         <w:t>Planilla completa</w:t>
       </w:r>
-      <w:bookmarkEnd w:id="6"/>
+      <w:bookmarkEnd w:id="7"/>
     </w:p>
     <w:p>
       <w:r>
@@ -3176,16 +3386,17 @@
           <w:color w:val="auto"/>
         </w:rPr>
       </w:pPr>
-      <w:bookmarkStart w:id="7" w:name="_Toc243984715"/>
-      <w:r>
-        <w:rPr>
-          <w:b/>
-          <w:bCs/>
-          <w:color w:val="auto"/>
-        </w:rPr>
+      <w:bookmarkStart w:id="8" w:name="_Toc243990785"/>
+      <w:r>
+        <w:rPr>
+          <w:b/>
+          <w:bCs/>
+          <w:color w:val="auto"/>
+        </w:rPr>
+        <w:lastRenderedPageBreak/>
         <w:t>Planilla EXPORT SAP</w:t>
       </w:r>
-      <w:bookmarkEnd w:id="7"/>
+      <w:bookmarkEnd w:id="8"/>
     </w:p>
     <w:p>
       <w:r>
@@ -3201,7 +3412,7 @@
           <w:color w:val="auto"/>
         </w:rPr>
       </w:pPr>
-      <w:bookmarkStart w:id="8" w:name="_Toc243984716"/>
+      <w:bookmarkStart w:id="9" w:name="_Toc243990786"/>
       <w:r>
         <w:rPr>
           <w:b/>
@@ -3210,7 +3421,7 @@
         </w:rPr>
         <w:t>Planilla de ubicaciones</w:t>
       </w:r>
-      <w:bookmarkEnd w:id="8"/>
+      <w:bookmarkEnd w:id="9"/>
     </w:p>
     <w:p>
       <w:r>
@@ -3234,7 +3445,7 @@
           <w:color w:val="auto"/>
         </w:rPr>
       </w:pPr>
-      <w:bookmarkStart w:id="9" w:name="_Toc243984717"/>
+      <w:bookmarkStart w:id="10" w:name="_Toc243990787"/>
       <w:r>
         <w:rPr>
           <w:b/>
@@ -3243,7 +3454,7 @@
         </w:rPr>
         <w:t>Planilla de precios</w:t>
       </w:r>
-      <w:bookmarkEnd w:id="9"/>
+      <w:bookmarkEnd w:id="10"/>
     </w:p>
     <w:p>
       <w:r>
@@ -3259,7 +3470,7 @@
           <w:color w:val="auto"/>
         </w:rPr>
       </w:pPr>
-      <w:bookmarkStart w:id="10" w:name="_Toc243984718"/>
+      <w:bookmarkStart w:id="11" w:name="_Toc243990788"/>
       <w:r>
         <w:rPr>
           <w:b/>
@@ -3268,7 +3479,7 @@
         </w:rPr>
         <w:t>Planilla de 2 columnas</w:t>
       </w:r>
-      <w:bookmarkEnd w:id="10"/>
+      <w:bookmarkEnd w:id="11"/>
     </w:p>
     <w:p>
       <w:r>
@@ -3284,7 +3495,7 @@
           <w:color w:val="auto"/>
         </w:rPr>
       </w:pPr>
-      <w:bookmarkStart w:id="11" w:name="_Toc243984719"/>
+      <w:bookmarkStart w:id="12" w:name="_Toc243990789"/>
       <w:r>
         <w:rPr>
           <w:b/>
@@ -3293,7 +3504,7 @@
         </w:rPr>
         <w:t>Añadir reservas</w:t>
       </w:r>
-      <w:bookmarkEnd w:id="11"/>
+      <w:bookmarkEnd w:id="12"/>
     </w:p>
     <w:p>
       <w:r>
@@ -3309,7 +3520,7 @@
           <w:color w:val="auto"/>
         </w:rPr>
       </w:pPr>
-      <w:bookmarkStart w:id="12" w:name="_Toc243984720"/>
+      <w:bookmarkStart w:id="13" w:name="_Toc243990790"/>
       <w:r>
         <w:rPr>
           <w:b/>
@@ -3318,7 +3529,7 @@
         </w:rPr>
         <w:t>Movimientos</w:t>
       </w:r>
-      <w:bookmarkEnd w:id="12"/>
+      <w:bookmarkEnd w:id="13"/>
     </w:p>
     <w:p>
       <w:r>
@@ -3340,17 +3551,16 @@
           <w:color w:val="auto"/>
         </w:rPr>
       </w:pPr>
-      <w:bookmarkStart w:id="13" w:name="_Toc243984721"/>
-      <w:r>
-        <w:rPr>
-          <w:b/>
-          <w:bCs/>
-          <w:color w:val="auto"/>
-        </w:rPr>
-        <w:lastRenderedPageBreak/>
+      <w:bookmarkStart w:id="14" w:name="_Toc243990791"/>
+      <w:r>
+        <w:rPr>
+          <w:b/>
+          <w:bCs/>
+          <w:color w:val="auto"/>
+        </w:rPr>
         <w:t>Cargar QR</w:t>
       </w:r>
-      <w:bookmarkEnd w:id="13"/>
+      <w:bookmarkEnd w:id="14"/>
     </w:p>
     <w:p>
       <w:r>
@@ -3399,7 +3609,7 @@
           <w:color w:val="auto"/>
         </w:rPr>
       </w:pPr>
-      <w:bookmarkStart w:id="14" w:name="_Toc243984722"/>
+      <w:bookmarkStart w:id="15" w:name="_Toc243990792"/>
       <w:r>
         <w:rPr>
           <w:b/>
@@ -3408,7 +3618,7 @@
         </w:rPr>
         <w:t>Cargar rombo</w:t>
       </w:r>
-      <w:bookmarkEnd w:id="14"/>
+      <w:bookmarkEnd w:id="15"/>
     </w:p>
     <w:p>
       <w:r>
@@ -3426,7 +3636,11 @@
         <w:t xml:space="preserve"> de material”, </w:t>
       </w:r>
       <w:r>
-        <w:t xml:space="preserve">con algunas de las extensiones </w:t>
+        <w:t xml:space="preserve">con algunas de las </w:t>
+      </w:r>
+      <w:r>
+        <w:lastRenderedPageBreak/>
+        <w:t xml:space="preserve">extensiones </w:t>
       </w:r>
       <w:r>
         <w:t>indicadas, rescatando</w:t>
@@ -3449,7 +3663,7 @@
           <w:color w:val="auto"/>
         </w:rPr>
       </w:pPr>
-      <w:bookmarkStart w:id="15" w:name="_Toc243984723"/>
+      <w:bookmarkStart w:id="16" w:name="_Toc243990793"/>
       <w:r>
         <w:rPr>
           <w:b/>
@@ -3458,7 +3672,7 @@
         </w:rPr>
         <w:t>Cargar fotos</w:t>
       </w:r>
-      <w:bookmarkEnd w:id="15"/>
+      <w:bookmarkEnd w:id="16"/>
     </w:p>
     <w:p>
       <w:r>
@@ -3493,7 +3707,7 @@
           <w:color w:val="auto"/>
         </w:rPr>
       </w:pPr>
-      <w:bookmarkStart w:id="16" w:name="_Toc243984724"/>
+      <w:bookmarkStart w:id="17" w:name="_Toc243990794"/>
       <w:r>
         <w:rPr>
           <w:b/>
@@ -3502,7 +3716,7 @@
         </w:rPr>
         <w:t>Revisar stock de reserva</w:t>
       </w:r>
-      <w:bookmarkEnd w:id="16"/>
+      <w:bookmarkEnd w:id="17"/>
     </w:p>
     <w:p>
       <w:r>
@@ -3525,7 +3739,7 @@
                     <pic:cNvPicPr/>
                   </pic:nvPicPr>
                   <pic:blipFill>
-                    <a:blip r:embed="rId13"/>
+                    <a:blip r:embed="rId15"/>
                     <a:stretch>
                       <a:fillRect/>
                     </a:stretch>
@@ -3560,17 +3774,16 @@
           <w:color w:val="auto"/>
         </w:rPr>
       </w:pPr>
-      <w:bookmarkStart w:id="17" w:name="_Toc243984725"/>
-      <w:r>
-        <w:rPr>
-          <w:b/>
-          <w:bCs/>
-          <w:color w:val="auto"/>
-        </w:rPr>
-        <w:lastRenderedPageBreak/>
+      <w:bookmarkStart w:id="18" w:name="_Toc243990795"/>
+      <w:r>
+        <w:rPr>
+          <w:b/>
+          <w:bCs/>
+          <w:color w:val="auto"/>
+        </w:rPr>
         <w:t>Buscar reserva</w:t>
       </w:r>
-      <w:bookmarkEnd w:id="17"/>
+      <w:bookmarkEnd w:id="18"/>
     </w:p>
     <w:p>
       <w:r>
@@ -3586,7 +3799,7 @@
           <w:color w:val="auto"/>
         </w:rPr>
       </w:pPr>
-      <w:bookmarkStart w:id="18" w:name="_Toc243984726"/>
+      <w:bookmarkStart w:id="19" w:name="_Toc243990796"/>
       <w:r>
         <w:rPr>
           <w:b/>
@@ -3595,7 +3808,7 @@
         </w:rPr>
         <w:t>Revisar reserva</w:t>
       </w:r>
-      <w:bookmarkEnd w:id="18"/>
+      <w:bookmarkEnd w:id="19"/>
     </w:p>
     <w:p>
       <w:r>
@@ -3611,7 +3824,7 @@
           <w:color w:val="auto"/>
         </w:rPr>
       </w:pPr>
-      <w:bookmarkStart w:id="19" w:name="_Toc243984727"/>
+      <w:bookmarkStart w:id="20" w:name="_Toc243990797"/>
       <w:r>
         <w:rPr>
           <w:b/>
@@ -3636,7 +3849,7 @@
         </w:rPr>
         <w:t xml:space="preserve"> bodega</w:t>
       </w:r>
-      <w:bookmarkEnd w:id="19"/>
+      <w:bookmarkEnd w:id="20"/>
     </w:p>
     <w:p>
       <w:r>
@@ -3659,7 +3872,7 @@
                     <pic:cNvPicPr/>
                   </pic:nvPicPr>
                   <pic:blipFill>
-                    <a:blip r:embed="rId14"/>
+                    <a:blip r:embed="rId16"/>
                     <a:stretch>
                       <a:fillRect/>
                     </a:stretch>
@@ -3682,6 +3895,7 @@
     </w:p>
     <w:p>
       <w:r>
+        <w:lastRenderedPageBreak/>
         <w:t>Se genera una planilla descargable con solo los materiales de la bodega M501.</w:t>
       </w:r>
       <w:r>
@@ -3697,7 +3911,7 @@
           <w:color w:val="auto"/>
         </w:rPr>
       </w:pPr>
-      <w:bookmarkStart w:id="20" w:name="_Toc243984728"/>
+      <w:bookmarkStart w:id="21" w:name="_Toc243990798"/>
       <w:r>
         <w:rPr>
           <w:b/>
@@ -3706,7 +3920,7 @@
         </w:rPr>
         <w:t>Stock regional</w:t>
       </w:r>
-      <w:bookmarkEnd w:id="20"/>
+      <w:bookmarkEnd w:id="21"/>
     </w:p>
     <w:p>
       <w:r>
@@ -3729,7 +3943,7 @@
                     <pic:cNvPicPr/>
                   </pic:nvPicPr>
                   <pic:blipFill>
-                    <a:blip r:embed="rId15"/>
+                    <a:blip r:embed="rId17"/>
                     <a:stretch>
                       <a:fillRect/>
                     </a:stretch>
@@ -3773,7 +3987,7 @@
           <w:color w:val="auto"/>
         </w:rPr>
       </w:pPr>
-      <w:bookmarkStart w:id="21" w:name="_Toc243984729"/>
+      <w:bookmarkStart w:id="22" w:name="_Toc243990799"/>
       <w:r>
         <w:rPr>
           <w:b/>
@@ -3782,7 +3996,7 @@
         </w:rPr>
         <w:t>Stock detallado</w:t>
       </w:r>
-      <w:bookmarkEnd w:id="21"/>
+      <w:bookmarkEnd w:id="22"/>
     </w:p>
     <w:p>
       <w:r>
@@ -3805,7 +4019,7 @@
                     <pic:cNvPicPr/>
                   </pic:nvPicPr>
                   <pic:blipFill>
-                    <a:blip r:embed="rId16"/>
+                    <a:blip r:embed="rId18"/>
                     <a:stretch>
                       <a:fillRect/>
                     </a:stretch>
@@ -3843,17 +4057,16 @@
           <w:color w:val="auto"/>
         </w:rPr>
       </w:pPr>
-      <w:bookmarkStart w:id="22" w:name="_Toc243984730"/>
-      <w:r>
-        <w:rPr>
-          <w:b/>
-          <w:bCs/>
-          <w:color w:val="auto"/>
-        </w:rPr>
-        <w:lastRenderedPageBreak/>
+      <w:bookmarkStart w:id="23" w:name="_Toc243990800"/>
+      <w:r>
+        <w:rPr>
+          <w:b/>
+          <w:bCs/>
+          <w:color w:val="auto"/>
+        </w:rPr>
         <w:t>Planilla de inventario</w:t>
       </w:r>
-      <w:bookmarkEnd w:id="22"/>
+      <w:bookmarkEnd w:id="23"/>
     </w:p>
     <w:p>
       <w:r>
@@ -3876,7 +4089,7 @@
                     <pic:cNvPicPr/>
                   </pic:nvPicPr>
                   <pic:blipFill>
-                    <a:blip r:embed="rId17"/>
+                    <a:blip r:embed="rId19"/>
                     <a:stretch>
                       <a:fillRect/>
                     </a:stretch>
@@ -3914,16 +4127,17 @@
           <w:color w:val="auto"/>
         </w:rPr>
       </w:pPr>
-      <w:bookmarkStart w:id="23" w:name="_Toc243984731"/>
-      <w:r>
-        <w:rPr>
-          <w:b/>
-          <w:bCs/>
-          <w:color w:val="auto"/>
-        </w:rPr>
+      <w:bookmarkStart w:id="24" w:name="_Toc243990801"/>
+      <w:r>
+        <w:rPr>
+          <w:b/>
+          <w:bCs/>
+          <w:color w:val="auto"/>
+        </w:rPr>
+        <w:lastRenderedPageBreak/>
         <w:t>Movimientos</w:t>
       </w:r>
-      <w:bookmarkEnd w:id="23"/>
+      <w:bookmarkEnd w:id="24"/>
     </w:p>
     <w:p>
       <w:r>
@@ -3946,7 +4160,7 @@
                     <pic:cNvPicPr/>
                   </pic:nvPicPr>
                   <pic:blipFill>
-                    <a:blip r:embed="rId18"/>
+                    <a:blip r:embed="rId20"/>
                     <a:stretch>
                       <a:fillRect/>
                     </a:stretch>
@@ -3990,7 +4204,7 @@
           <w:color w:val="auto"/>
         </w:rPr>
       </w:pPr>
-      <w:bookmarkStart w:id="24" w:name="_Toc243984732"/>
+      <w:bookmarkStart w:id="25" w:name="_Toc243990802"/>
       <w:r>
         <w:rPr>
           <w:b/>
@@ -3999,7 +4213,7 @@
         </w:rPr>
         <w:t>Bitácora de camiones</w:t>
       </w:r>
-      <w:bookmarkEnd w:id="24"/>
+      <w:bookmarkEnd w:id="25"/>
     </w:p>
     <w:p>
       <w:r>
@@ -4022,7 +4236,7 @@
                     <pic:cNvPicPr/>
                   </pic:nvPicPr>
                   <pic:blipFill>
-                    <a:blip r:embed="rId19"/>
+                    <a:blip r:embed="rId21"/>
                     <a:stretch>
                       <a:fillRect/>
                     </a:stretch>
@@ -4065,7 +4279,7 @@
           <w:color w:val="auto"/>
         </w:rPr>
       </w:pPr>
-      <w:bookmarkStart w:id="25" w:name="_Toc243984733"/>
+      <w:bookmarkStart w:id="26" w:name="_Toc243990803"/>
       <w:r>
         <w:rPr>
           <w:b/>
@@ -4075,7 +4289,7 @@
         <w:lastRenderedPageBreak/>
         <w:t>Planilla de ventas</w:t>
       </w:r>
-      <w:bookmarkEnd w:id="25"/>
+      <w:bookmarkEnd w:id="26"/>
     </w:p>
     <w:p>
       <w:r>
@@ -4098,7 +4312,7 @@
                     <pic:cNvPicPr/>
                   </pic:nvPicPr>
                   <pic:blipFill>
-                    <a:blip r:embed="rId20"/>
+                    <a:blip r:embed="rId22"/>
                     <a:stretch>
                       <a:fillRect/>
                     </a:stretch>
@@ -4146,7 +4360,7 @@
           <w:color w:val="auto"/>
         </w:rPr>
       </w:pPr>
-      <w:bookmarkStart w:id="26" w:name="_Toc243984734"/>
+      <w:bookmarkStart w:id="27" w:name="_Toc243990804"/>
       <w:r>
         <w:rPr>
           <w:b/>
@@ -4155,7 +4369,7 @@
         </w:rPr>
         <w:t>Ventas</w:t>
       </w:r>
-      <w:bookmarkEnd w:id="26"/>
+      <w:bookmarkEnd w:id="27"/>
     </w:p>
     <w:p>
       <w:r>
@@ -4177,7 +4391,7 @@
           <w:color w:val="auto"/>
         </w:rPr>
       </w:pPr>
-      <w:bookmarkStart w:id="27" w:name="_Toc243984735"/>
+      <w:bookmarkStart w:id="28" w:name="_Toc243990805"/>
       <w:r>
         <w:rPr>
           <w:b/>
@@ -4186,7 +4400,7 @@
         </w:rPr>
         <w:t>Traspaso</w:t>
       </w:r>
-      <w:bookmarkEnd w:id="27"/>
+      <w:bookmarkEnd w:id="28"/>
     </w:p>
     <w:p>
       <w:r>
@@ -4204,7 +4418,7 @@
           <w:color w:val="auto"/>
         </w:rPr>
       </w:pPr>
-      <w:bookmarkStart w:id="28" w:name="_Toc243984736"/>
+      <w:bookmarkStart w:id="29" w:name="_Toc243990806"/>
       <w:r>
         <w:rPr>
           <w:b/>
@@ -4213,7 +4427,7 @@
         </w:rPr>
         <w:t>Tabla de previsualización</w:t>
       </w:r>
-      <w:bookmarkEnd w:id="28"/>
+      <w:bookmarkEnd w:id="29"/>
     </w:p>
     <w:p>
       <w:r>
@@ -4236,7 +4450,7 @@
                     <pic:cNvPicPr/>
                   </pic:nvPicPr>
                   <pic:blipFill>
-                    <a:blip r:embed="rId21"/>
+                    <a:blip r:embed="rId23"/>
                     <a:stretch>
                       <a:fillRect/>
                     </a:stretch>
@@ -4295,7 +4509,7 @@
           <w:color w:val="auto"/>
         </w:rPr>
       </w:pPr>
-      <w:bookmarkStart w:id="29" w:name="_Toc243984737"/>
+      <w:bookmarkStart w:id="30" w:name="_Toc243990807"/>
       <w:r>
         <w:rPr>
           <w:b/>
@@ -4304,7 +4518,7 @@
         </w:rPr>
         <w:t>Editar contratistas</w:t>
       </w:r>
-      <w:bookmarkEnd w:id="29"/>
+      <w:bookmarkEnd w:id="30"/>
     </w:p>
     <w:p>
       <w:r>
@@ -4327,7 +4541,7 @@
                     <pic:cNvPicPr/>
                   </pic:nvPicPr>
                   <pic:blipFill>
-                    <a:blip r:embed="rId22"/>
+                    <a:blip r:embed="rId24"/>
                     <a:stretch>
                       <a:fillRect/>
                     </a:stretch>

--- a/manual de uso/Manual de uso general.docx
+++ b/manual de uso/Manual de uso general.docx
@@ -13,13 +13,8 @@
         <w:t xml:space="preserve">general </w:t>
       </w:r>
       <w:r>
-        <w:t xml:space="preserve">para sistema de inventario y generación de planillas </w:t>
-      </w:r>
-      <w:proofErr w:type="spellStart"/>
-      <w:r>
-        <w:t>Berfre</w:t>
-      </w:r>
-      <w:proofErr w:type="spellEnd"/>
+        <w:t>para sistema de inventario y generación de planillas Berfre</w:t>
+      </w:r>
     </w:p>
     <w:p>
       <w:pPr>
@@ -2448,15 +2443,7 @@
         <w:t>límite</w:t>
       </w:r>
       <w:r>
-        <w:t xml:space="preserve"> de espacio permitido, que una </w:t>
-      </w:r>
-      <w:proofErr w:type="spellStart"/>
-      <w:r>
-        <w:t>ve</w:t>
-      </w:r>
-      <w:proofErr w:type="spellEnd"/>
-      <w:r>
-        <w:t xml:space="preserve"> se pase comenzara a exigir un pago para ampliarse, estar atento con lo que se suba para evitar llegar a ese límite de 500MB.</w:t>
+        <w:t xml:space="preserve"> de espacio permitido, que una ve se pase comenzara a exigir un pago para ampliarse, estar atento con lo que se suba para evitar llegar a ese límite de 500MB.</w:t>
       </w:r>
     </w:p>
     <w:p>
@@ -2625,15 +2612,7 @@
     </w:p>
     <w:p>
       <w:r>
-        <w:t xml:space="preserve">La </w:t>
-      </w:r>
-      <w:proofErr w:type="spellStart"/>
-      <w:r>
-        <w:t>navbar</w:t>
-      </w:r>
-      <w:proofErr w:type="spellEnd"/>
-      <w:r>
-        <w:t xml:space="preserve"> (barra de navegación que está en la parte superior del programa)</w:t>
+        <w:t>La navbar (barra de navegación que está en la parte superior del programa)</w:t>
       </w:r>
       <w:r>
         <w:t xml:space="preserve"> tiene varias funciones:</w:t>
@@ -2721,23 +2700,7 @@
         </w:numPr>
       </w:pPr>
       <w:r>
-        <w:t xml:space="preserve">El botón </w:t>
-      </w:r>
-      <w:proofErr w:type="spellStart"/>
-      <w:r>
-        <w:t>admin</w:t>
-      </w:r>
-      <w:proofErr w:type="spellEnd"/>
-      <w:r>
-        <w:t xml:space="preserve"> llevara a la pantalla de </w:t>
-      </w:r>
-      <w:proofErr w:type="spellStart"/>
-      <w:r>
-        <w:t>admin</w:t>
-      </w:r>
-      <w:proofErr w:type="spellEnd"/>
-      <w:r>
-        <w:t>.</w:t>
+        <w:t>El botón admin llevara a la pantalla de admin.</w:t>
       </w:r>
     </w:p>
     <w:p>
@@ -2906,15 +2869,7 @@
     </w:p>
     <w:p>
       <w:r>
-        <w:t xml:space="preserve">El primer botón permite limpiar las columnas de inventario y comentario, para iniciar un nuevo periodo de inventario, realizar esta acción pedirá la contraseña de </w:t>
-      </w:r>
-      <w:proofErr w:type="spellStart"/>
-      <w:r>
-        <w:t>admin</w:t>
-      </w:r>
-      <w:proofErr w:type="spellEnd"/>
-      <w:r>
-        <w:t xml:space="preserve">. El segundo botón permite descargar la planilla, se </w:t>
+        <w:t xml:space="preserve">El primer botón permite limpiar las columnas de inventario y comentario, para iniciar un nuevo periodo de inventario, realizar esta acción pedirá la contraseña de admin. El segundo botón permite descargar la planilla, se </w:t>
       </w:r>
       <w:r>
         <w:t>descargará</w:t>
@@ -3001,15 +2956,7 @@
     </w:p>
     <w:p>
       <w:r>
-        <w:t xml:space="preserve">Se puede modificar los datos del material si se usa la contraseña de </w:t>
-      </w:r>
-      <w:proofErr w:type="spellStart"/>
-      <w:r>
-        <w:t>admin</w:t>
-      </w:r>
-      <w:proofErr w:type="spellEnd"/>
-      <w:r>
-        <w:t>.</w:t>
+        <w:t>Se puede modificar los datos del material si se usa la contraseña de admin.</w:t>
       </w:r>
     </w:p>
     <w:p>
@@ -3174,7 +3121,19 @@
     </w:p>
     <w:p>
       <w:r>
-        <w:t>Se puede seguir el mensaje enviado, viendo su estado la fecha que se envió originalmente. Los estados que puede tener estos mensajes pueden ser sin revisar, revisando y cerrado.</w:t>
+        <w:t xml:space="preserve">Se puede seguir el mensaje enviado, viendo su estado la fecha que se envió originalmente. </w:t>
+      </w:r>
+      <w:r>
+        <w:t>Estos mensajes pueden tener una respuesta, a la cual se puede responder para lograr ver el estado del problema y resolver posibles dudas del problema. Los</w:t>
+      </w:r>
+      <w:r>
+        <w:t xml:space="preserve"> estados que puede tener estos mensajes pueden ser sin revisar, revisando y cerrado</w:t>
+      </w:r>
+      <w:r>
+        <w:t>, los mensajes cerrados ya no se pueden seguir respondiendo</w:t>
+      </w:r>
+      <w:r>
+        <w:t>.</w:t>
       </w:r>
     </w:p>
     <w:p>
@@ -3187,7 +3146,6 @@
         </w:rPr>
       </w:pPr>
       <w:bookmarkStart w:id="5" w:name="_Toc243990782"/>
-      <w:proofErr w:type="spellStart"/>
       <w:r>
         <w:rPr>
           <w:b/>
@@ -3198,7 +3156,6 @@
         <w:t>Admin</w:t>
       </w:r>
       <w:bookmarkEnd w:id="5"/>
-      <w:proofErr w:type="spellEnd"/>
     </w:p>
     <w:p>
       <w:pPr>
@@ -3247,15 +3204,7 @@
     </w:p>
     <w:p>
       <w:r>
-        <w:t xml:space="preserve">Para entrar a esta sección se necesita de digitar la contraseña de </w:t>
-      </w:r>
-      <w:proofErr w:type="spellStart"/>
-      <w:r>
-        <w:t>admin</w:t>
-      </w:r>
-      <w:proofErr w:type="spellEnd"/>
-      <w:r>
-        <w:t>, una vez se permita el acceso aparecerán botones (los cuales se pueden agrandar) que permitirán realizar las siguientes acciones.</w:t>
+        <w:t>Para entrar a esta sección se necesita de digitar la contraseña de admin, una vez se permita el acceso aparecerán botones (los cuales se pueden agrandar) que permitirán realizar las siguientes acciones.</w:t>
       </w:r>
     </w:p>
     <w:p>
@@ -3425,15 +3374,7 @@
     </w:p>
     <w:p>
       <w:r>
-        <w:t xml:space="preserve">Planilla de ubicaciones oficial, la filtrara para tomar en cuenta solo la bodega M501, añadiéndole una ubicación y </w:t>
-      </w:r>
-      <w:proofErr w:type="spellStart"/>
-      <w:r>
-        <w:t>sub-ubicación</w:t>
-      </w:r>
-      <w:proofErr w:type="spellEnd"/>
-      <w:r>
-        <w:t xml:space="preserve"> a cada código encontrado.</w:t>
+        <w:t>Planilla de ubicaciones oficial, la filtrara para tomar en cuenta solo la bodega M501, añadiéndole una ubicación y sub-ubicación a cada código encontrado.</w:t>
       </w:r>
     </w:p>
     <w:p>
@@ -3567,26 +3508,10 @@
         <w:t xml:space="preserve">Carga imágenes .png </w:t>
       </w:r>
       <w:r>
-        <w:t>o .</w:t>
-      </w:r>
-      <w:proofErr w:type="spellStart"/>
-      <w:r>
-        <w:t>jpg</w:t>
-      </w:r>
-      <w:proofErr w:type="spellEnd"/>
-      <w:r>
-        <w:t xml:space="preserve"> </w:t>
-      </w:r>
-      <w:r>
-        <w:t>de los códigos QR de los materiales, se debe seleccionar una carpeta con archivos y solo subirá aquellos que tengan un peso menor a 100KB y tengan este formato de nombre “</w:t>
-      </w:r>
-      <w:proofErr w:type="spellStart"/>
-      <w:r>
-        <w:t>qr_codigo</w:t>
-      </w:r>
-      <w:proofErr w:type="spellEnd"/>
-      <w:r>
-        <w:t xml:space="preserve"> de material”</w:t>
+        <w:t xml:space="preserve">o .jpg </w:t>
+      </w:r>
+      <w:r>
+        <w:t>de los códigos QR de los materiales, se debe seleccionar una carpeta con archivos y solo subirá aquellos que tengan un peso menor a 100KB y tengan este formato de nombre “qr_codigo de material”</w:t>
       </w:r>
       <w:r>
         <w:t xml:space="preserve"> con alguna de las extensiones indicadas</w:t>
@@ -3624,16 +3549,11 @@
       <w:r>
         <w:t>Carga imágenes .png de los rombos de los materiales, se debe seleccionar una carpeta con archivos y solo subirá aquellos que tengan un peso menor a 100KB y tengan este formato de nombre “</w:t>
       </w:r>
-      <w:proofErr w:type="spellStart"/>
       <w:r>
         <w:t>rombo</w:t>
       </w:r>
       <w:r>
-        <w:t>_codigo</w:t>
-      </w:r>
-      <w:proofErr w:type="spellEnd"/>
-      <w:r>
-        <w:t xml:space="preserve"> de material”, </w:t>
+        <w:t xml:space="preserve">_codigo de material”, </w:t>
       </w:r>
       <w:r>
         <w:t xml:space="preserve">con algunas de las </w:t>
@@ -3676,15 +3596,7 @@
     </w:p>
     <w:p>
       <w:r>
-        <w:t>Carga imágenes .png de los rombos de los materiales, se debe seleccionar una carpeta con archivos y solo subirá aquellos que tengan un peso menor a 100KB y tengan este formato de nombre “</w:t>
-      </w:r>
-      <w:proofErr w:type="spellStart"/>
-      <w:r>
-        <w:t>foto_codigo</w:t>
-      </w:r>
-      <w:proofErr w:type="spellEnd"/>
-      <w:r>
-        <w:t xml:space="preserve"> de material”, con algunas de las extensiones </w:t>
+        <w:t xml:space="preserve">Carga imágenes .png de los rombos de los materiales, se debe seleccionar una carpeta con archivos y solo subirá aquellos que tengan un peso menor a 100KB y tengan este formato de nombre “foto_codigo de material”, con algunas de las extensiones </w:t>
       </w:r>
       <w:r>
         <w:t>indicadas, rescatando</w:t>
@@ -4259,15 +4171,7 @@
     </w:p>
     <w:p>
       <w:r>
-        <w:t xml:space="preserve">Se puede generar y buscar planillas de bitácora para los camiones, permite subir una firma digital, cada cambio puede ser visible por un </w:t>
-      </w:r>
-      <w:proofErr w:type="spellStart"/>
-      <w:r>
-        <w:t>admin</w:t>
-      </w:r>
-      <w:proofErr w:type="spellEnd"/>
-      <w:r>
-        <w:t xml:space="preserve"> en una sección especial.</w:t>
+        <w:t>Se puede generar y buscar planillas de bitácora para los camiones, permite subir una firma digital, cada cambio puede ser visible por un admin en una sección especial.</w:t>
       </w:r>
     </w:p>
     <w:p>
@@ -4483,15 +4387,7 @@
     </w:p>
     <w:p>
       <w:r>
-        <w:t xml:space="preserve">Por </w:t>
-      </w:r>
-      <w:proofErr w:type="spellStart"/>
-      <w:r>
-        <w:t>ultimo</w:t>
-      </w:r>
-      <w:proofErr w:type="spellEnd"/>
-      <w:r>
-        <w:t xml:space="preserve"> se permite descargar la planilla mensual y de meses pasados o una planilla del año completo</w:t>
+        <w:t>Por ultimo se permite descargar la planilla mensual y de meses pasados o una planilla del año completo</w:t>
       </w:r>
       <w:r>
         <w:t xml:space="preserve"> en su versión completa o para generar una planilla de para reservar esos materiales</w:t>
